--- a/ZenQuotesApp/Отчет МДК 02.01. Технология разработки ПО еозИСИП-406 Мусин Д.Р команда 6.docx
+++ b/ZenQuotesApp/Отчет МДК 02.01. Технология разработки ПО еозИСИП-406 Мусин Д.Р команда 6.docx
@@ -200,6 +200,7 @@
         </w:rPr>
         <w:t xml:space="preserve">К 09.02.07 </w:t>
       </w:r>
+      <w:proofErr w:type="gramStart"/>
       <w:r>
         <w:rPr>
           <w:rFonts w:ascii="Times New Roman" w:hAnsi="Times New Roman" w:cs="Times New Roman"/>
@@ -225,7 +226,17 @@
           <w:sz w:val="28"/>
           <w:szCs w:val="28"/>
         </w:rPr>
-        <w:t xml:space="preserve"> 6 </w:t>
+        <w:t xml:space="preserve"> 6</w:t>
+      </w:r>
+      <w:proofErr w:type="gramEnd"/>
+      <w:r>
+        <w:rPr>
+          <w:rFonts w:ascii="Times New Roman" w:hAnsi="Times New Roman" w:cs="Times New Roman"/>
+          <w:b/>
+          <w:sz w:val="28"/>
+          <w:szCs w:val="28"/>
+        </w:rPr>
+        <w:t xml:space="preserve"> </w:t>
       </w:r>
       <w:r>
         <w:rPr>
@@ -513,13 +524,23 @@
           <w:szCs w:val="28"/>
         </w:rPr>
       </w:pPr>
-      <w:r>
-        <w:rPr>
-          <w:rFonts w:ascii="Times New Roman" w:hAnsi="Times New Roman" w:cs="Times New Roman"/>
-          <w:sz w:val="28"/>
-          <w:szCs w:val="28"/>
-        </w:rPr>
-        <w:t>« __ »______ 202</w:t>
+      <w:proofErr w:type="gramStart"/>
+      <w:r>
+        <w:rPr>
+          <w:rFonts w:ascii="Times New Roman" w:hAnsi="Times New Roman" w:cs="Times New Roman"/>
+          <w:sz w:val="28"/>
+          <w:szCs w:val="28"/>
+        </w:rPr>
+        <w:t>« _</w:t>
+      </w:r>
+      <w:proofErr w:type="gramEnd"/>
+      <w:r>
+        <w:rPr>
+          <w:rFonts w:ascii="Times New Roman" w:hAnsi="Times New Roman" w:cs="Times New Roman"/>
+          <w:sz w:val="28"/>
+          <w:szCs w:val="28"/>
+        </w:rPr>
+        <w:t>_ »______ 202</w:t>
       </w:r>
       <w:r>
         <w:rPr>
@@ -653,7 +674,7 @@
           <w:r>
             <w:fldChar w:fldCharType="separate"/>
           </w:r>
-          <w:hyperlink w:anchor="_Toc230636835" w:history="1">
+          <w:hyperlink w:anchor="_Toc230968419" w:history="1">
             <w:r>
               <w:rPr>
                 <w:rStyle w:val="a3"/>
@@ -683,7 +704,7 @@
                 <w:noProof/>
                 <w:webHidden/>
               </w:rPr>
-              <w:instrText xml:space="preserve"> PAGEREF _Toc230636835 \h </w:instrText>
+              <w:instrText xml:space="preserve"> PAGEREF _Toc230968419 \h </w:instrText>
             </w:r>
             <w:r>
               <w:rPr>
@@ -725,7 +746,7 @@
               <w:noProof/>
             </w:rPr>
           </w:pPr>
-          <w:hyperlink w:anchor="_Toc230636836" w:history="1">
+          <w:hyperlink w:anchor="_Toc230968420" w:history="1">
             <w:r>
               <w:rPr>
                 <w:rStyle w:val="a3"/>
@@ -755,7 +776,7 @@
                 <w:noProof/>
                 <w:webHidden/>
               </w:rPr>
-              <w:instrText xml:space="preserve"> PAGEREF _Toc230636836 \h </w:instrText>
+              <w:instrText xml:space="preserve"> PAGEREF _Toc230968420 \h </w:instrText>
             </w:r>
             <w:r>
               <w:rPr>
@@ -797,7 +818,7 @@
               <w:noProof/>
             </w:rPr>
           </w:pPr>
-          <w:hyperlink w:anchor="_Toc230636837" w:history="1">
+          <w:hyperlink w:anchor="_Toc230968421" w:history="1">
             <w:r>
               <w:rPr>
                 <w:rStyle w:val="a3"/>
@@ -827,7 +848,7 @@
                 <w:noProof/>
                 <w:webHidden/>
               </w:rPr>
-              <w:instrText xml:space="preserve"> PAGEREF _Toc230636837 \h </w:instrText>
+              <w:instrText xml:space="preserve"> PAGEREF _Toc230968421 \h </w:instrText>
             </w:r>
             <w:r>
               <w:rPr>
@@ -869,7 +890,7 @@
               <w:noProof/>
             </w:rPr>
           </w:pPr>
-          <w:hyperlink w:anchor="_Toc230636838" w:history="1">
+          <w:hyperlink w:anchor="_Toc230968422" w:history="1">
             <w:r>
               <w:rPr>
                 <w:rStyle w:val="a3"/>
@@ -899,7 +920,7 @@
                 <w:noProof/>
                 <w:webHidden/>
               </w:rPr>
-              <w:instrText xml:space="preserve"> PAGEREF _Toc230636838 \h </w:instrText>
+              <w:instrText xml:space="preserve"> PAGEREF _Toc230968422 \h </w:instrText>
             </w:r>
             <w:r>
               <w:rPr>
@@ -941,7 +962,7 @@
               <w:noProof/>
             </w:rPr>
           </w:pPr>
-          <w:hyperlink w:anchor="_Toc230636839" w:history="1">
+          <w:hyperlink w:anchor="_Toc230968423" w:history="1">
             <w:r>
               <w:rPr>
                 <w:rStyle w:val="a3"/>
@@ -971,7 +992,7 @@
                 <w:noProof/>
                 <w:webHidden/>
               </w:rPr>
-              <w:instrText xml:space="preserve"> PAGEREF _Toc230636839 \h </w:instrText>
+              <w:instrText xml:space="preserve"> PAGEREF _Toc230968423 \h </w:instrText>
             </w:r>
             <w:r>
               <w:rPr>
@@ -1013,7 +1034,7 @@
               <w:noProof/>
             </w:rPr>
           </w:pPr>
-          <w:hyperlink w:anchor="_Toc230636840" w:history="1">
+          <w:hyperlink w:anchor="_Toc230968424" w:history="1">
             <w:r>
               <w:rPr>
                 <w:rStyle w:val="a3"/>
@@ -1043,7 +1064,7 @@
                 <w:noProof/>
                 <w:webHidden/>
               </w:rPr>
-              <w:instrText xml:space="preserve"> PAGEREF _Toc230636840 \h </w:instrText>
+              <w:instrText xml:space="preserve"> PAGEREF _Toc230968424 \h </w:instrText>
             </w:r>
             <w:r>
               <w:rPr>
@@ -1085,7 +1106,7 @@
               <w:noProof/>
             </w:rPr>
           </w:pPr>
-          <w:hyperlink w:anchor="_Toc230636841" w:history="1">
+          <w:hyperlink w:anchor="_Toc230968425" w:history="1">
             <w:r>
               <w:rPr>
                 <w:rStyle w:val="a3"/>
@@ -1115,7 +1136,7 @@
                 <w:noProof/>
                 <w:webHidden/>
               </w:rPr>
-              <w:instrText xml:space="preserve"> PAGEREF _Toc230636841 \h </w:instrText>
+              <w:instrText xml:space="preserve"> PAGEREF _Toc230968425 \h </w:instrText>
             </w:r>
             <w:r>
               <w:rPr>
@@ -1157,7 +1178,7 @@
               <w:noProof/>
             </w:rPr>
           </w:pPr>
-          <w:hyperlink w:anchor="_Toc230636842" w:history="1">
+          <w:hyperlink w:anchor="_Toc230968426" w:history="1">
             <w:r>
               <w:rPr>
                 <w:rStyle w:val="a3"/>
@@ -1187,7 +1208,7 @@
                 <w:noProof/>
                 <w:webHidden/>
               </w:rPr>
-              <w:instrText xml:space="preserve"> PAGEREF _Toc230636842 \h </w:instrText>
+              <w:instrText xml:space="preserve"> PAGEREF _Toc230968426 \h </w:instrText>
             </w:r>
             <w:r>
               <w:rPr>
@@ -1229,7 +1250,7 @@
               <w:noProof/>
             </w:rPr>
           </w:pPr>
-          <w:hyperlink w:anchor="_Toc230636843" w:history="1">
+          <w:hyperlink w:anchor="_Toc230968427" w:history="1">
             <w:r>
               <w:rPr>
                 <w:rStyle w:val="a3"/>
@@ -1259,7 +1280,7 @@
                 <w:noProof/>
                 <w:webHidden/>
               </w:rPr>
-              <w:instrText xml:space="preserve"> PAGEREF _Toc230636843 \h </w:instrText>
+              <w:instrText xml:space="preserve"> PAGEREF _Toc230968427 \h </w:instrText>
             </w:r>
             <w:r>
               <w:rPr>
@@ -1301,7 +1322,7 @@
               <w:noProof/>
             </w:rPr>
           </w:pPr>
-          <w:hyperlink w:anchor="_Toc230636844" w:history="1">
+          <w:hyperlink w:anchor="_Toc230968428" w:history="1">
             <w:r>
               <w:rPr>
                 <w:rStyle w:val="a3"/>
@@ -1331,7 +1352,7 @@
                 <w:noProof/>
                 <w:webHidden/>
               </w:rPr>
-              <w:instrText xml:space="preserve"> PAGEREF _Toc230636844 \h </w:instrText>
+              <w:instrText xml:space="preserve"> PAGEREF _Toc230968428 \h </w:instrText>
             </w:r>
             <w:r>
               <w:rPr>
@@ -1373,7 +1394,7 @@
               <w:noProof/>
             </w:rPr>
           </w:pPr>
-          <w:hyperlink w:anchor="_Toc230636845" w:history="1">
+          <w:hyperlink w:anchor="_Toc230968429" w:history="1">
             <w:r>
               <w:rPr>
                 <w:rStyle w:val="a3"/>
@@ -1382,7 +1403,7 @@
                 <w:bCs/>
                 <w:noProof/>
               </w:rPr>
-              <w:t>5. АНАЛИЗ АНАЛОГОВ</w:t>
+              <w:t>4.Подбор средств для разработки</w:t>
             </w:r>
             <w:r>
               <w:rPr>
@@ -1403,7 +1424,7 @@
                 <w:noProof/>
                 <w:webHidden/>
               </w:rPr>
-              <w:instrText xml:space="preserve"> PAGEREF _Toc230636845 \h </w:instrText>
+              <w:instrText xml:space="preserve"> PAGEREF _Toc230968429 \h </w:instrText>
             </w:r>
             <w:r>
               <w:rPr>
@@ -1445,7 +1466,7 @@
               <w:noProof/>
             </w:rPr>
           </w:pPr>
-          <w:hyperlink w:anchor="_Toc230636846" w:history="1">
+          <w:hyperlink w:anchor="_Toc230968430" w:history="1">
             <w:r>
               <w:rPr>
                 <w:rStyle w:val="a3"/>
@@ -1454,7 +1475,7 @@
                 <w:bCs/>
                 <w:noProof/>
               </w:rPr>
-              <w:t>5.1. Существующие решения</w:t>
+              <w:t>4.1. Язык программирования</w:t>
             </w:r>
             <w:r>
               <w:rPr>
@@ -1475,7 +1496,7 @@
                 <w:noProof/>
                 <w:webHidden/>
               </w:rPr>
-              <w:instrText xml:space="preserve"> PAGEREF _Toc230636846 \h </w:instrText>
+              <w:instrText xml:space="preserve"> PAGEREF _Toc230968430 \h </w:instrText>
             </w:r>
             <w:r>
               <w:rPr>
@@ -1517,7 +1538,7 @@
               <w:noProof/>
             </w:rPr>
           </w:pPr>
-          <w:hyperlink w:anchor="_Toc230636847" w:history="1">
+          <w:hyperlink w:anchor="_Toc230968431" w:history="1">
             <w:r>
               <w:rPr>
                 <w:rStyle w:val="a3"/>
@@ -1526,7 +1547,7 @@
                 <w:bCs/>
                 <w:noProof/>
               </w:rPr>
-              <w:t>5.2. Конкурентные преимущества ZenQuotesApp</w:t>
+              <w:t>4.2. Фреймворки и библиотеки</w:t>
             </w:r>
             <w:r>
               <w:rPr>
@@ -1547,7 +1568,7 @@
                 <w:noProof/>
                 <w:webHidden/>
               </w:rPr>
-              <w:instrText xml:space="preserve"> PAGEREF _Toc230636847 \h </w:instrText>
+              <w:instrText xml:space="preserve"> PAGEREF _Toc230968431 \h </w:instrText>
             </w:r>
             <w:r>
               <w:rPr>
@@ -1567,7 +1588,7 @@
                 <w:noProof/>
                 <w:webHidden/>
               </w:rPr>
-              <w:t>8</w:t>
+              <w:t>7</w:t>
             </w:r>
             <w:r>
               <w:rPr>
@@ -1589,7 +1610,7 @@
               <w:noProof/>
             </w:rPr>
           </w:pPr>
-          <w:hyperlink w:anchor="_Toc230636848" w:history="1">
+          <w:hyperlink w:anchor="_Toc230968432" w:history="1">
             <w:r>
               <w:rPr>
                 <w:rStyle w:val="a3"/>
@@ -1597,8 +1618,30 @@
                 <w:b/>
                 <w:bCs/>
                 <w:noProof/>
-              </w:rPr>
-              <w:t>5.3. Уникальные особенности</w:t>
+                <w:lang w:val="en-US"/>
+              </w:rPr>
+              <w:t xml:space="preserve">4.3. </w:t>
+            </w:r>
+            <w:r>
+              <w:rPr>
+                <w:rStyle w:val="a3"/>
+                <w:rFonts w:ascii="Times New Roman" w:hAnsi="Times New Roman"/>
+                <w:b/>
+                <w:bCs/>
+                <w:noProof/>
+              </w:rPr>
+              <w:t>Внешние</w:t>
+            </w:r>
+            <w:r>
+              <w:rPr>
+                <w:rStyle w:val="a3"/>
+                <w:rFonts w:ascii="Times New Roman" w:hAnsi="Times New Roman"/>
+                <w:b/>
+                <w:bCs/>
+                <w:noProof/>
+                <w:lang w:val="en-US"/>
+              </w:rPr>
+              <w:t xml:space="preserve"> API</w:t>
             </w:r>
             <w:r>
               <w:rPr>
@@ -1619,7 +1662,7 @@
                 <w:noProof/>
                 <w:webHidden/>
               </w:rPr>
-              <w:instrText xml:space="preserve"> PAGEREF _Toc230636848 \h </w:instrText>
+              <w:instrText xml:space="preserve"> PAGEREF _Toc230968432 \h </w:instrText>
             </w:r>
             <w:r>
               <w:rPr>
@@ -1639,7 +1682,183 @@
                 <w:noProof/>
                 <w:webHidden/>
               </w:rPr>
-              <w:t>8</w:t>
+              <w:t>7</w:t>
+            </w:r>
+            <w:r>
+              <w:rPr>
+                <w:noProof/>
+                <w:webHidden/>
+              </w:rPr>
+              <w:fldChar w:fldCharType="end"/>
+            </w:r>
+          </w:hyperlink>
+        </w:p>
+        <w:p>
+          <w:pPr>
+            <w:pStyle w:val="21"/>
+            <w:tabs>
+              <w:tab w:val="right" w:leader="dot" w:pos="9345"/>
+            </w:tabs>
+            <w:rPr>
+              <w:rFonts w:cstheme="minorBidi"/>
+              <w:noProof/>
+            </w:rPr>
+          </w:pPr>
+          <w:hyperlink w:anchor="_Toc230968433" w:history="1">
+            <w:r>
+              <w:rPr>
+                <w:rStyle w:val="a3"/>
+                <w:rFonts w:ascii="Times New Roman" w:hAnsi="Times New Roman"/>
+                <w:b/>
+                <w:bCs/>
+                <w:noProof/>
+                <w:lang w:val="en-US"/>
+              </w:rPr>
+              <w:t xml:space="preserve">4.4. </w:t>
+            </w:r>
+            <w:r>
+              <w:rPr>
+                <w:rStyle w:val="a3"/>
+                <w:rFonts w:ascii="Times New Roman" w:hAnsi="Times New Roman"/>
+                <w:b/>
+                <w:bCs/>
+                <w:noProof/>
+              </w:rPr>
+              <w:t>Инструменты</w:t>
+            </w:r>
+            <w:r>
+              <w:rPr>
+                <w:rStyle w:val="a3"/>
+                <w:rFonts w:ascii="Times New Roman" w:hAnsi="Times New Roman"/>
+                <w:b/>
+                <w:bCs/>
+                <w:noProof/>
+                <w:lang w:val="en-US"/>
+              </w:rPr>
+              <w:t xml:space="preserve"> </w:t>
+            </w:r>
+            <w:r>
+              <w:rPr>
+                <w:rStyle w:val="a3"/>
+                <w:rFonts w:ascii="Times New Roman" w:hAnsi="Times New Roman"/>
+                <w:b/>
+                <w:bCs/>
+                <w:noProof/>
+              </w:rPr>
+              <w:t>разработки</w:t>
+            </w:r>
+            <w:r>
+              <w:rPr>
+                <w:noProof/>
+                <w:webHidden/>
+              </w:rPr>
+              <w:tab/>
+            </w:r>
+            <w:r>
+              <w:rPr>
+                <w:noProof/>
+                <w:webHidden/>
+              </w:rPr>
+              <w:fldChar w:fldCharType="begin"/>
+            </w:r>
+            <w:r>
+              <w:rPr>
+                <w:noProof/>
+                <w:webHidden/>
+              </w:rPr>
+              <w:instrText xml:space="preserve"> PAGEREF _Toc230968433 \h </w:instrText>
+            </w:r>
+            <w:r>
+              <w:rPr>
+                <w:noProof/>
+                <w:webHidden/>
+              </w:rPr>
+            </w:r>
+            <w:r>
+              <w:rPr>
+                <w:noProof/>
+                <w:webHidden/>
+              </w:rPr>
+              <w:fldChar w:fldCharType="separate"/>
+            </w:r>
+            <w:r>
+              <w:rPr>
+                <w:noProof/>
+                <w:webHidden/>
+              </w:rPr>
+              <w:t>7</w:t>
+            </w:r>
+            <w:r>
+              <w:rPr>
+                <w:noProof/>
+                <w:webHidden/>
+              </w:rPr>
+              <w:fldChar w:fldCharType="end"/>
+            </w:r>
+          </w:hyperlink>
+        </w:p>
+        <w:p>
+          <w:pPr>
+            <w:pStyle w:val="21"/>
+            <w:tabs>
+              <w:tab w:val="right" w:leader="dot" w:pos="9345"/>
+            </w:tabs>
+            <w:rPr>
+              <w:rFonts w:cstheme="minorBidi"/>
+              <w:noProof/>
+            </w:rPr>
+          </w:pPr>
+          <w:hyperlink w:anchor="_Toc230968434" w:history="1">
+            <w:r>
+              <w:rPr>
+                <w:rStyle w:val="a3"/>
+                <w:rFonts w:ascii="Times New Roman" w:hAnsi="Times New Roman"/>
+                <w:b/>
+                <w:bCs/>
+                <w:noProof/>
+              </w:rPr>
+              <w:t>4.5. Обоснование выбора</w:t>
+            </w:r>
+            <w:r>
+              <w:rPr>
+                <w:noProof/>
+                <w:webHidden/>
+              </w:rPr>
+              <w:tab/>
+            </w:r>
+            <w:r>
+              <w:rPr>
+                <w:noProof/>
+                <w:webHidden/>
+              </w:rPr>
+              <w:fldChar w:fldCharType="begin"/>
+            </w:r>
+            <w:r>
+              <w:rPr>
+                <w:noProof/>
+                <w:webHidden/>
+              </w:rPr>
+              <w:instrText xml:space="preserve"> PAGEREF _Toc230968434 \h </w:instrText>
+            </w:r>
+            <w:r>
+              <w:rPr>
+                <w:noProof/>
+                <w:webHidden/>
+              </w:rPr>
+            </w:r>
+            <w:r>
+              <w:rPr>
+                <w:noProof/>
+                <w:webHidden/>
+              </w:rPr>
+              <w:fldChar w:fldCharType="separate"/>
+            </w:r>
+            <w:r>
+              <w:rPr>
+                <w:noProof/>
+                <w:webHidden/>
+              </w:rPr>
+              <w:t>7</w:t>
             </w:r>
             <w:r>
               <w:rPr>
@@ -1661,7 +1880,7 @@
               <w:noProof/>
             </w:rPr>
           </w:pPr>
-          <w:hyperlink w:anchor="_Toc230636849" w:history="1">
+          <w:hyperlink w:anchor="_Toc230968435" w:history="1">
             <w:r>
               <w:rPr>
                 <w:rStyle w:val="a3"/>
@@ -1670,7 +1889,7 @@
                 <w:bCs/>
                 <w:noProof/>
               </w:rPr>
-              <w:t>6. ПРОЦЕСС РАЗРАБОТКИ</w:t>
+              <w:t>5. АНАЛИЗ АНАЛОГОВ</w:t>
             </w:r>
             <w:r>
               <w:rPr>
@@ -1691,7 +1910,7 @@
                 <w:noProof/>
                 <w:webHidden/>
               </w:rPr>
-              <w:instrText xml:space="preserve"> PAGEREF _Toc230636849 \h </w:instrText>
+              <w:instrText xml:space="preserve"> PAGEREF _Toc230968435 \h </w:instrText>
             </w:r>
             <w:r>
               <w:rPr>
@@ -1711,7 +1930,7 @@
                 <w:noProof/>
                 <w:webHidden/>
               </w:rPr>
-              <w:t>9</w:t>
+              <w:t>8</w:t>
             </w:r>
             <w:r>
               <w:rPr>
@@ -1733,7 +1952,7 @@
               <w:noProof/>
             </w:rPr>
           </w:pPr>
-          <w:hyperlink w:anchor="_Toc230636850" w:history="1">
+          <w:hyperlink w:anchor="_Toc230968436" w:history="1">
             <w:r>
               <w:rPr>
                 <w:rStyle w:val="a3"/>
@@ -1742,7 +1961,7 @@
                 <w:bCs/>
                 <w:noProof/>
               </w:rPr>
-              <w:t>6.1. Архитектура приложения</w:t>
+              <w:t>5.1. Существующие решения</w:t>
             </w:r>
             <w:r>
               <w:rPr>
@@ -1763,7 +1982,7 @@
                 <w:noProof/>
                 <w:webHidden/>
               </w:rPr>
-              <w:instrText xml:space="preserve"> PAGEREF _Toc230636850 \h </w:instrText>
+              <w:instrText xml:space="preserve"> PAGEREF _Toc230968436 \h </w:instrText>
             </w:r>
             <w:r>
               <w:rPr>
@@ -1783,7 +2002,7 @@
                 <w:noProof/>
                 <w:webHidden/>
               </w:rPr>
-              <w:t>9</w:t>
+              <w:t>8</w:t>
             </w:r>
             <w:r>
               <w:rPr>
@@ -1805,7 +2024,7 @@
               <w:noProof/>
             </w:rPr>
           </w:pPr>
-          <w:hyperlink w:anchor="_Toc230636851" w:history="1">
+          <w:hyperlink w:anchor="_Toc230968437" w:history="1">
             <w:r>
               <w:rPr>
                 <w:rStyle w:val="a3"/>
@@ -1814,7 +2033,7 @@
                 <w:bCs/>
                 <w:noProof/>
               </w:rPr>
-              <w:t>6.2. Основные компоненты</w:t>
+              <w:t>5.2. Конкурентные преимущества ZenQuotesApp</w:t>
             </w:r>
             <w:r>
               <w:rPr>
@@ -1835,7 +2054,7 @@
                 <w:noProof/>
                 <w:webHidden/>
               </w:rPr>
-              <w:instrText xml:space="preserve"> PAGEREF _Toc230636851 \h </w:instrText>
+              <w:instrText xml:space="preserve"> PAGEREF _Toc230968437 \h </w:instrText>
             </w:r>
             <w:r>
               <w:rPr>
@@ -1877,7 +2096,7 @@
               <w:noProof/>
             </w:rPr>
           </w:pPr>
-          <w:hyperlink w:anchor="_Toc230636852" w:history="1">
+          <w:hyperlink w:anchor="_Toc230968438" w:history="1">
             <w:r>
               <w:rPr>
                 <w:rStyle w:val="a3"/>
@@ -1886,7 +2105,7 @@
                 <w:bCs/>
                 <w:noProof/>
               </w:rPr>
-              <w:t>6.3. Этапы разработки</w:t>
+              <w:t>5.3. Уникальные особенности</w:t>
             </w:r>
             <w:r>
               <w:rPr>
@@ -1907,7 +2126,79 @@
                 <w:noProof/>
                 <w:webHidden/>
               </w:rPr>
-              <w:instrText xml:space="preserve"> PAGEREF _Toc230636852 \h </w:instrText>
+              <w:instrText xml:space="preserve"> PAGEREF _Toc230968438 \h </w:instrText>
+            </w:r>
+            <w:r>
+              <w:rPr>
+                <w:noProof/>
+                <w:webHidden/>
+              </w:rPr>
+            </w:r>
+            <w:r>
+              <w:rPr>
+                <w:noProof/>
+                <w:webHidden/>
+              </w:rPr>
+              <w:fldChar w:fldCharType="separate"/>
+            </w:r>
+            <w:r>
+              <w:rPr>
+                <w:noProof/>
+                <w:webHidden/>
+              </w:rPr>
+              <w:t>9</w:t>
+            </w:r>
+            <w:r>
+              <w:rPr>
+                <w:noProof/>
+                <w:webHidden/>
+              </w:rPr>
+              <w:fldChar w:fldCharType="end"/>
+            </w:r>
+          </w:hyperlink>
+        </w:p>
+        <w:p>
+          <w:pPr>
+            <w:pStyle w:val="11"/>
+            <w:tabs>
+              <w:tab w:val="right" w:leader="dot" w:pos="9345"/>
+            </w:tabs>
+            <w:rPr>
+              <w:rFonts w:cstheme="minorBidi"/>
+              <w:noProof/>
+            </w:rPr>
+          </w:pPr>
+          <w:hyperlink w:anchor="_Toc230968439" w:history="1">
+            <w:r>
+              <w:rPr>
+                <w:rStyle w:val="a3"/>
+                <w:rFonts w:ascii="Times New Roman" w:hAnsi="Times New Roman"/>
+                <w:b/>
+                <w:bCs/>
+                <w:noProof/>
+              </w:rPr>
+              <w:t>6. ПРОЦЕСС РАЗРАБОТКИ</w:t>
+            </w:r>
+            <w:r>
+              <w:rPr>
+                <w:noProof/>
+                <w:webHidden/>
+              </w:rPr>
+              <w:tab/>
+            </w:r>
+            <w:r>
+              <w:rPr>
+                <w:noProof/>
+                <w:webHidden/>
+              </w:rPr>
+              <w:fldChar w:fldCharType="begin"/>
+            </w:r>
+            <w:r>
+              <w:rPr>
+                <w:noProof/>
+                <w:webHidden/>
+              </w:rPr>
+              <w:instrText xml:space="preserve"> PAGEREF _Toc230968439 \h </w:instrText>
             </w:r>
             <w:r>
               <w:rPr>
@@ -1949,7 +2240,7 @@
               <w:noProof/>
             </w:rPr>
           </w:pPr>
-          <w:hyperlink w:anchor="_Toc230636853" w:history="1">
+          <w:hyperlink w:anchor="_Toc230968440" w:history="1">
             <w:r>
               <w:rPr>
                 <w:rStyle w:val="a3"/>
@@ -1958,7 +2249,7 @@
                 <w:bCs/>
                 <w:noProof/>
               </w:rPr>
-              <w:t>6.4. Обработка ошибок</w:t>
+              <w:t>6.1. Архитектура приложения</w:t>
             </w:r>
             <w:r>
               <w:rPr>
@@ -1979,7 +2270,7 @@
                 <w:noProof/>
                 <w:webHidden/>
               </w:rPr>
-              <w:instrText xml:space="preserve"> PAGEREF _Toc230636853 \h </w:instrText>
+              <w:instrText xml:space="preserve"> PAGEREF _Toc230968440 \h </w:instrText>
             </w:r>
             <w:r>
               <w:rPr>
@@ -2021,7 +2312,7 @@
               <w:noProof/>
             </w:rPr>
           </w:pPr>
-          <w:hyperlink w:anchor="_Toc230636854" w:history="1">
+          <w:hyperlink w:anchor="_Toc230968441" w:history="1">
             <w:r>
               <w:rPr>
                 <w:rStyle w:val="a3"/>
@@ -2030,6 +2321,222 @@
                 <w:bCs/>
                 <w:noProof/>
               </w:rPr>
+              <w:t>6.2. Основные компоненты</w:t>
+            </w:r>
+            <w:r>
+              <w:rPr>
+                <w:noProof/>
+                <w:webHidden/>
+              </w:rPr>
+              <w:tab/>
+            </w:r>
+            <w:r>
+              <w:rPr>
+                <w:noProof/>
+                <w:webHidden/>
+              </w:rPr>
+              <w:fldChar w:fldCharType="begin"/>
+            </w:r>
+            <w:r>
+              <w:rPr>
+                <w:noProof/>
+                <w:webHidden/>
+              </w:rPr>
+              <w:instrText xml:space="preserve"> PAGEREF _Toc230968441 \h </w:instrText>
+            </w:r>
+            <w:r>
+              <w:rPr>
+                <w:noProof/>
+                <w:webHidden/>
+              </w:rPr>
+            </w:r>
+            <w:r>
+              <w:rPr>
+                <w:noProof/>
+                <w:webHidden/>
+              </w:rPr>
+              <w:fldChar w:fldCharType="separate"/>
+            </w:r>
+            <w:r>
+              <w:rPr>
+                <w:noProof/>
+                <w:webHidden/>
+              </w:rPr>
+              <w:t>10</w:t>
+            </w:r>
+            <w:r>
+              <w:rPr>
+                <w:noProof/>
+                <w:webHidden/>
+              </w:rPr>
+              <w:fldChar w:fldCharType="end"/>
+            </w:r>
+          </w:hyperlink>
+        </w:p>
+        <w:p>
+          <w:pPr>
+            <w:pStyle w:val="21"/>
+            <w:tabs>
+              <w:tab w:val="right" w:leader="dot" w:pos="9345"/>
+            </w:tabs>
+            <w:rPr>
+              <w:rFonts w:cstheme="minorBidi"/>
+              <w:noProof/>
+            </w:rPr>
+          </w:pPr>
+          <w:hyperlink w:anchor="_Toc230968442" w:history="1">
+            <w:r>
+              <w:rPr>
+                <w:rStyle w:val="a3"/>
+                <w:rFonts w:ascii="Times New Roman" w:hAnsi="Times New Roman"/>
+                <w:b/>
+                <w:bCs/>
+                <w:noProof/>
+              </w:rPr>
+              <w:t>6.3. Этапы разработки</w:t>
+            </w:r>
+            <w:r>
+              <w:rPr>
+                <w:noProof/>
+                <w:webHidden/>
+              </w:rPr>
+              <w:tab/>
+            </w:r>
+            <w:r>
+              <w:rPr>
+                <w:noProof/>
+                <w:webHidden/>
+              </w:rPr>
+              <w:fldChar w:fldCharType="begin"/>
+            </w:r>
+            <w:r>
+              <w:rPr>
+                <w:noProof/>
+                <w:webHidden/>
+              </w:rPr>
+              <w:instrText xml:space="preserve"> PAGEREF _Toc230968442 \h </w:instrText>
+            </w:r>
+            <w:r>
+              <w:rPr>
+                <w:noProof/>
+                <w:webHidden/>
+              </w:rPr>
+            </w:r>
+            <w:r>
+              <w:rPr>
+                <w:noProof/>
+                <w:webHidden/>
+              </w:rPr>
+              <w:fldChar w:fldCharType="separate"/>
+            </w:r>
+            <w:r>
+              <w:rPr>
+                <w:noProof/>
+                <w:webHidden/>
+              </w:rPr>
+              <w:t>11</w:t>
+            </w:r>
+            <w:r>
+              <w:rPr>
+                <w:noProof/>
+                <w:webHidden/>
+              </w:rPr>
+              <w:fldChar w:fldCharType="end"/>
+            </w:r>
+          </w:hyperlink>
+        </w:p>
+        <w:p>
+          <w:pPr>
+            <w:pStyle w:val="21"/>
+            <w:tabs>
+              <w:tab w:val="right" w:leader="dot" w:pos="9345"/>
+            </w:tabs>
+            <w:rPr>
+              <w:rFonts w:cstheme="minorBidi"/>
+              <w:noProof/>
+            </w:rPr>
+          </w:pPr>
+          <w:hyperlink w:anchor="_Toc230968443" w:history="1">
+            <w:r>
+              <w:rPr>
+                <w:rStyle w:val="a3"/>
+                <w:rFonts w:ascii="Times New Roman" w:hAnsi="Times New Roman"/>
+                <w:b/>
+                <w:bCs/>
+                <w:noProof/>
+              </w:rPr>
+              <w:t>6.4. Обработка ошибок</w:t>
+            </w:r>
+            <w:r>
+              <w:rPr>
+                <w:noProof/>
+                <w:webHidden/>
+              </w:rPr>
+              <w:tab/>
+            </w:r>
+            <w:r>
+              <w:rPr>
+                <w:noProof/>
+                <w:webHidden/>
+              </w:rPr>
+              <w:fldChar w:fldCharType="begin"/>
+            </w:r>
+            <w:r>
+              <w:rPr>
+                <w:noProof/>
+                <w:webHidden/>
+              </w:rPr>
+              <w:instrText xml:space="preserve"> PAGEREF _Toc230968443 \h </w:instrText>
+            </w:r>
+            <w:r>
+              <w:rPr>
+                <w:noProof/>
+                <w:webHidden/>
+              </w:rPr>
+            </w:r>
+            <w:r>
+              <w:rPr>
+                <w:noProof/>
+                <w:webHidden/>
+              </w:rPr>
+              <w:fldChar w:fldCharType="separate"/>
+            </w:r>
+            <w:r>
+              <w:rPr>
+                <w:noProof/>
+                <w:webHidden/>
+              </w:rPr>
+              <w:t>11</w:t>
+            </w:r>
+            <w:r>
+              <w:rPr>
+                <w:noProof/>
+                <w:webHidden/>
+              </w:rPr>
+              <w:fldChar w:fldCharType="end"/>
+            </w:r>
+          </w:hyperlink>
+        </w:p>
+        <w:p>
+          <w:pPr>
+            <w:pStyle w:val="21"/>
+            <w:tabs>
+              <w:tab w:val="right" w:leader="dot" w:pos="9345"/>
+            </w:tabs>
+            <w:rPr>
+              <w:rFonts w:cstheme="minorBidi"/>
+              <w:noProof/>
+            </w:rPr>
+          </w:pPr>
+          <w:hyperlink w:anchor="_Toc230968444" w:history="1">
+            <w:r>
+              <w:rPr>
+                <w:rStyle w:val="a3"/>
+                <w:rFonts w:ascii="Times New Roman" w:hAnsi="Times New Roman"/>
+                <w:b/>
+                <w:bCs/>
+                <w:noProof/>
+              </w:rPr>
               <w:t>6.5. Оптимизации</w:t>
             </w:r>
             <w:r>
@@ -2051,7 +2558,7 @@
                 <w:noProof/>
                 <w:webHidden/>
               </w:rPr>
-              <w:instrText xml:space="preserve"> PAGEREF _Toc230636854 \h </w:instrText>
+              <w:instrText xml:space="preserve"> PAGEREF _Toc230968444 \h </w:instrText>
             </w:r>
             <w:r>
               <w:rPr>
@@ -2071,7 +2578,7 @@
                 <w:noProof/>
                 <w:webHidden/>
               </w:rPr>
-              <w:t>11</w:t>
+              <w:t>12</w:t>
             </w:r>
             <w:r>
               <w:rPr>
@@ -2093,7 +2600,7 @@
               <w:noProof/>
             </w:rPr>
           </w:pPr>
-          <w:hyperlink w:anchor="_Toc230636855" w:history="1">
+          <w:hyperlink w:anchor="_Toc230968445" w:history="1">
             <w:r>
               <w:rPr>
                 <w:rStyle w:val="a3"/>
@@ -2124,7 +2631,7 @@
                 <w:noProof/>
                 <w:webHidden/>
               </w:rPr>
-              <w:instrText xml:space="preserve"> PAGEREF _Toc230636855 \h </w:instrText>
+              <w:instrText xml:space="preserve"> PAGEREF _Toc230968445 \h </w:instrText>
             </w:r>
             <w:r>
               <w:rPr>
@@ -2144,7 +2651,7 @@
                 <w:noProof/>
                 <w:webHidden/>
               </w:rPr>
-              <w:t>12</w:t>
+              <w:t>13</w:t>
             </w:r>
             <w:r>
               <w:rPr>
@@ -2166,7 +2673,7 @@
               <w:noProof/>
             </w:rPr>
           </w:pPr>
-          <w:hyperlink w:anchor="_Toc230636856" w:history="1">
+          <w:hyperlink w:anchor="_Toc230968446" w:history="1">
             <w:r>
               <w:rPr>
                 <w:rStyle w:val="a3"/>
@@ -2218,7 +2725,7 @@
                 <w:noProof/>
                 <w:webHidden/>
               </w:rPr>
-              <w:instrText xml:space="preserve"> PAGEREF _Toc230636856 \h </w:instrText>
+              <w:instrText xml:space="preserve"> PAGEREF _Toc230968446 \h </w:instrText>
             </w:r>
             <w:r>
               <w:rPr>
@@ -2238,7 +2745,7 @@
                 <w:noProof/>
                 <w:webHidden/>
               </w:rPr>
-              <w:t>12</w:t>
+              <w:t>13</w:t>
             </w:r>
             <w:r>
               <w:rPr>
@@ -2260,7 +2767,7 @@
               <w:noProof/>
             </w:rPr>
           </w:pPr>
-          <w:hyperlink w:anchor="_Toc230636857" w:history="1">
+          <w:hyperlink w:anchor="_Toc230968447" w:history="1">
             <w:r>
               <w:rPr>
                 <w:rStyle w:val="a3"/>
@@ -2290,7 +2797,7 @@
                 <w:noProof/>
                 <w:webHidden/>
               </w:rPr>
-              <w:instrText xml:space="preserve"> PAGEREF _Toc230636857 \h </w:instrText>
+              <w:instrText xml:space="preserve"> PAGEREF _Toc230968447 \h </w:instrText>
             </w:r>
             <w:r>
               <w:rPr>
@@ -2310,7 +2817,7 @@
                 <w:noProof/>
                 <w:webHidden/>
               </w:rPr>
-              <w:t>12</w:t>
+              <w:t>13</w:t>
             </w:r>
             <w:r>
               <w:rPr>
@@ -2332,7 +2839,7 @@
               <w:noProof/>
             </w:rPr>
           </w:pPr>
-          <w:hyperlink w:anchor="_Toc230636858" w:history="1">
+          <w:hyperlink w:anchor="_Toc230968448" w:history="1">
             <w:r>
               <w:rPr>
                 <w:rStyle w:val="a3"/>
@@ -2362,7 +2869,7 @@
                 <w:noProof/>
                 <w:webHidden/>
               </w:rPr>
-              <w:instrText xml:space="preserve"> PAGEREF _Toc230636858 \h </w:instrText>
+              <w:instrText xml:space="preserve"> PAGEREF _Toc230968448 \h </w:instrText>
             </w:r>
             <w:r>
               <w:rPr>
@@ -2382,7 +2889,7 @@
                 <w:noProof/>
                 <w:webHidden/>
               </w:rPr>
-              <w:t>12</w:t>
+              <w:t>13</w:t>
             </w:r>
             <w:r>
               <w:rPr>
@@ -2404,7 +2911,7 @@
               <w:noProof/>
             </w:rPr>
           </w:pPr>
-          <w:hyperlink w:anchor="_Toc230636859" w:history="1">
+          <w:hyperlink w:anchor="_Toc230968449" w:history="1">
             <w:r>
               <w:rPr>
                 <w:rStyle w:val="a3"/>
@@ -2434,7 +2941,7 @@
                 <w:noProof/>
                 <w:webHidden/>
               </w:rPr>
-              <w:instrText xml:space="preserve"> PAGEREF _Toc230636859 \h </w:instrText>
+              <w:instrText xml:space="preserve"> PAGEREF _Toc230968449 \h </w:instrText>
             </w:r>
             <w:r>
               <w:rPr>
@@ -2454,7 +2961,7 @@
                 <w:noProof/>
                 <w:webHidden/>
               </w:rPr>
-              <w:t>12</w:t>
+              <w:t>13</w:t>
             </w:r>
             <w:r>
               <w:rPr>
@@ -2476,7 +2983,7 @@
               <w:noProof/>
             </w:rPr>
           </w:pPr>
-          <w:hyperlink w:anchor="_Toc230636860" w:history="1">
+          <w:hyperlink w:anchor="_Toc230968450" w:history="1">
             <w:r>
               <w:rPr>
                 <w:rStyle w:val="a3"/>
@@ -2506,7 +3013,7 @@
                 <w:noProof/>
                 <w:webHidden/>
               </w:rPr>
-              <w:instrText xml:space="preserve"> PAGEREF _Toc230636860 \h </w:instrText>
+              <w:instrText xml:space="preserve"> PAGEREF _Toc230968450 \h </w:instrText>
             </w:r>
             <w:r>
               <w:rPr>
@@ -2526,7 +3033,7 @@
                 <w:noProof/>
                 <w:webHidden/>
               </w:rPr>
-              <w:t>13</w:t>
+              <w:t>14</w:t>
             </w:r>
             <w:r>
               <w:rPr>
@@ -2548,7 +3055,7 @@
               <w:noProof/>
             </w:rPr>
           </w:pPr>
-          <w:hyperlink w:anchor="_Toc230636861" w:history="1">
+          <w:hyperlink w:anchor="_Toc230968451" w:history="1">
             <w:r>
               <w:rPr>
                 <w:rStyle w:val="a3"/>
@@ -2578,7 +3085,7 @@
                 <w:noProof/>
                 <w:webHidden/>
               </w:rPr>
-              <w:instrText xml:space="preserve"> PAGEREF _Toc230636861 \h </w:instrText>
+              <w:instrText xml:space="preserve"> PAGEREF _Toc230968451 \h </w:instrText>
             </w:r>
             <w:r>
               <w:rPr>
@@ -2598,7 +3105,7 @@
                 <w:noProof/>
                 <w:webHidden/>
               </w:rPr>
-              <w:t>14</w:t>
+              <w:t>15</w:t>
             </w:r>
             <w:r>
               <w:rPr>
@@ -2620,7 +3127,7 @@
               <w:noProof/>
             </w:rPr>
           </w:pPr>
-          <w:hyperlink w:anchor="_Toc230636862" w:history="1">
+          <w:hyperlink w:anchor="_Toc230968452" w:history="1">
             <w:r>
               <w:rPr>
                 <w:rStyle w:val="a3"/>
@@ -2650,7 +3157,7 @@
                 <w:noProof/>
                 <w:webHidden/>
               </w:rPr>
-              <w:instrText xml:space="preserve"> PAGEREF _Toc230636862 \h </w:instrText>
+              <w:instrText xml:space="preserve"> PAGEREF _Toc230968452 \h </w:instrText>
             </w:r>
             <w:r>
               <w:rPr>
@@ -2670,7 +3177,7 @@
                 <w:noProof/>
                 <w:webHidden/>
               </w:rPr>
-              <w:t>14</w:t>
+              <w:t>15</w:t>
             </w:r>
             <w:r>
               <w:rPr>
@@ -2692,7 +3199,7 @@
               <w:noProof/>
             </w:rPr>
           </w:pPr>
-          <w:hyperlink w:anchor="_Toc230636863" w:history="1">
+          <w:hyperlink w:anchor="_Toc230968453" w:history="1">
             <w:r>
               <w:rPr>
                 <w:rStyle w:val="a3"/>
@@ -2722,7 +3229,7 @@
                 <w:noProof/>
                 <w:webHidden/>
               </w:rPr>
-              <w:instrText xml:space="preserve"> PAGEREF _Toc230636863 \h </w:instrText>
+              <w:instrText xml:space="preserve"> PAGEREF _Toc230968453 \h </w:instrText>
             </w:r>
             <w:r>
               <w:rPr>
@@ -2742,7 +3249,7 @@
                 <w:noProof/>
                 <w:webHidden/>
               </w:rPr>
-              <w:t>14</w:t>
+              <w:t>15</w:t>
             </w:r>
             <w:r>
               <w:rPr>
@@ -2764,7 +3271,7 @@
               <w:noProof/>
             </w:rPr>
           </w:pPr>
-          <w:hyperlink w:anchor="_Toc230636864" w:history="1">
+          <w:hyperlink w:anchor="_Toc230968454" w:history="1">
             <w:r>
               <w:rPr>
                 <w:rStyle w:val="a3"/>
@@ -2794,7 +3301,7 @@
                 <w:noProof/>
                 <w:webHidden/>
               </w:rPr>
-              <w:instrText xml:space="preserve"> PAGEREF _Toc230636864 \h </w:instrText>
+              <w:instrText xml:space="preserve"> PAGEREF _Toc230968454 \h </w:instrText>
             </w:r>
             <w:r>
               <w:rPr>
@@ -2814,7 +3321,7 @@
                 <w:noProof/>
                 <w:webHidden/>
               </w:rPr>
-              <w:t>15</w:t>
+              <w:t>16</w:t>
             </w:r>
             <w:r>
               <w:rPr>
@@ -2836,7 +3343,7 @@
               <w:noProof/>
             </w:rPr>
           </w:pPr>
-          <w:hyperlink w:anchor="_Toc230636865" w:history="1">
+          <w:hyperlink w:anchor="_Toc230968455" w:history="1">
             <w:r>
               <w:rPr>
                 <w:rStyle w:val="a3"/>
@@ -2866,7 +3373,7 @@
                 <w:noProof/>
                 <w:webHidden/>
               </w:rPr>
-              <w:instrText xml:space="preserve"> PAGEREF _Toc230636865 \h </w:instrText>
+              <w:instrText xml:space="preserve"> PAGEREF _Toc230968455 \h </w:instrText>
             </w:r>
             <w:r>
               <w:rPr>
@@ -2886,7 +3393,7 @@
                 <w:noProof/>
                 <w:webHidden/>
               </w:rPr>
-              <w:t>15</w:t>
+              <w:t>16</w:t>
             </w:r>
             <w:r>
               <w:rPr>
@@ -2908,7 +3415,7 @@
               <w:noProof/>
             </w:rPr>
           </w:pPr>
-          <w:hyperlink w:anchor="_Toc230636866" w:history="1">
+          <w:hyperlink w:anchor="_Toc230968456" w:history="1">
             <w:r>
               <w:rPr>
                 <w:rStyle w:val="a3"/>
@@ -2938,7 +3445,7 @@
                 <w:noProof/>
                 <w:webHidden/>
               </w:rPr>
-              <w:instrText xml:space="preserve"> PAGEREF _Toc230636866 \h </w:instrText>
+              <w:instrText xml:space="preserve"> PAGEREF _Toc230968456 \h </w:instrText>
             </w:r>
             <w:r>
               <w:rPr>
@@ -2958,7 +3465,7 @@
                 <w:noProof/>
                 <w:webHidden/>
               </w:rPr>
-              <w:t>16</w:t>
+              <w:t>17</w:t>
             </w:r>
             <w:r>
               <w:rPr>
@@ -2980,7 +3487,7 @@
               <w:noProof/>
             </w:rPr>
           </w:pPr>
-          <w:hyperlink w:anchor="_Toc230636867" w:history="1">
+          <w:hyperlink w:anchor="_Toc230968457" w:history="1">
             <w:r>
               <w:rPr>
                 <w:rStyle w:val="a3"/>
@@ -3010,7 +3517,7 @@
                 <w:noProof/>
                 <w:webHidden/>
               </w:rPr>
-              <w:instrText xml:space="preserve"> PAGEREF _Toc230636867 \h </w:instrText>
+              <w:instrText xml:space="preserve"> PAGEREF _Toc230968457 \h </w:instrText>
             </w:r>
             <w:r>
               <w:rPr>
@@ -3030,7 +3537,7 @@
                 <w:noProof/>
                 <w:webHidden/>
               </w:rPr>
-              <w:t>16</w:t>
+              <w:t>17</w:t>
             </w:r>
             <w:r>
               <w:rPr>
@@ -3052,7 +3559,7 @@
               <w:noProof/>
             </w:rPr>
           </w:pPr>
-          <w:hyperlink w:anchor="_Toc230636868" w:history="1">
+          <w:hyperlink w:anchor="_Toc230968458" w:history="1">
             <w:r>
               <w:rPr>
                 <w:rStyle w:val="a3"/>
@@ -3082,7 +3589,7 @@
                 <w:noProof/>
                 <w:webHidden/>
               </w:rPr>
-              <w:instrText xml:space="preserve"> PAGEREF _Toc230636868 \h </w:instrText>
+              <w:instrText xml:space="preserve"> PAGEREF _Toc230968458 \h </w:instrText>
             </w:r>
             <w:r>
               <w:rPr>
@@ -3102,7 +3609,7 @@
                 <w:noProof/>
                 <w:webHidden/>
               </w:rPr>
-              <w:t>17</w:t>
+              <w:t>18</w:t>
             </w:r>
             <w:r>
               <w:rPr>
@@ -3124,7 +3631,7 @@
               <w:noProof/>
             </w:rPr>
           </w:pPr>
-          <w:hyperlink w:anchor="_Toc230636869" w:history="1">
+          <w:hyperlink w:anchor="_Toc230968459" w:history="1">
             <w:r>
               <w:rPr>
                 <w:rStyle w:val="a3"/>
@@ -3154,7 +3661,7 @@
                 <w:noProof/>
                 <w:webHidden/>
               </w:rPr>
-              <w:instrText xml:space="preserve"> PAGEREF _Toc230636869 \h </w:instrText>
+              <w:instrText xml:space="preserve"> PAGEREF _Toc230968459 \h </w:instrText>
             </w:r>
             <w:r>
               <w:rPr>
@@ -3174,7 +3681,7 @@
                 <w:noProof/>
                 <w:webHidden/>
               </w:rPr>
-              <w:t>17</w:t>
+              <w:t>18</w:t>
             </w:r>
             <w:r>
               <w:rPr>
@@ -3196,7 +3703,7 @@
               <w:noProof/>
             </w:rPr>
           </w:pPr>
-          <w:hyperlink w:anchor="_Toc230636870" w:history="1">
+          <w:hyperlink w:anchor="_Toc230968460" w:history="1">
             <w:r>
               <w:rPr>
                 <w:rStyle w:val="a3"/>
@@ -3226,7 +3733,7 @@
                 <w:noProof/>
                 <w:webHidden/>
               </w:rPr>
-              <w:instrText xml:space="preserve"> PAGEREF _Toc230636870 \h </w:instrText>
+              <w:instrText xml:space="preserve"> PAGEREF _Toc230968460 \h </w:instrText>
             </w:r>
             <w:r>
               <w:rPr>
@@ -3246,7 +3753,7 @@
                 <w:noProof/>
                 <w:webHidden/>
               </w:rPr>
-              <w:t>18</w:t>
+              <w:t>19</w:t>
             </w:r>
             <w:r>
               <w:rPr>
@@ -3268,7 +3775,7 @@
               <w:noProof/>
             </w:rPr>
           </w:pPr>
-          <w:hyperlink w:anchor="_Toc230636871" w:history="1">
+          <w:hyperlink w:anchor="_Toc230968461" w:history="1">
             <w:r>
               <w:rPr>
                 <w:rStyle w:val="a3"/>
@@ -3298,7 +3805,7 @@
                 <w:noProof/>
                 <w:webHidden/>
               </w:rPr>
-              <w:instrText xml:space="preserve"> PAGEREF _Toc230636871 \h </w:instrText>
+              <w:instrText xml:space="preserve"> PAGEREF _Toc230968461 \h </w:instrText>
             </w:r>
             <w:r>
               <w:rPr>
@@ -3318,7 +3825,7 @@
                 <w:noProof/>
                 <w:webHidden/>
               </w:rPr>
-              <w:t>18</w:t>
+              <w:t>19</w:t>
             </w:r>
             <w:r>
               <w:rPr>
@@ -3340,7 +3847,7 @@
               <w:noProof/>
             </w:rPr>
           </w:pPr>
-          <w:hyperlink w:anchor="_Toc230636872" w:history="1">
+          <w:hyperlink w:anchor="_Toc230968462" w:history="1">
             <w:r>
               <w:rPr>
                 <w:rStyle w:val="a3"/>
@@ -3370,7 +3877,7 @@
                 <w:noProof/>
                 <w:webHidden/>
               </w:rPr>
-              <w:instrText xml:space="preserve"> PAGEREF _Toc230636872 \h </w:instrText>
+              <w:instrText xml:space="preserve"> PAGEREF _Toc230968462 \h </w:instrText>
             </w:r>
             <w:r>
               <w:rPr>
@@ -3390,7 +3897,7 @@
                 <w:noProof/>
                 <w:webHidden/>
               </w:rPr>
-              <w:t>18</w:t>
+              <w:t>19</w:t>
             </w:r>
             <w:r>
               <w:rPr>
@@ -3412,7 +3919,7 @@
               <w:noProof/>
             </w:rPr>
           </w:pPr>
-          <w:hyperlink w:anchor="_Toc230636873" w:history="1">
+          <w:hyperlink w:anchor="_Toc230968463" w:history="1">
             <w:r>
               <w:rPr>
                 <w:rStyle w:val="a3"/>
@@ -3442,7 +3949,7 @@
                 <w:noProof/>
                 <w:webHidden/>
               </w:rPr>
-              <w:instrText xml:space="preserve"> PAGEREF _Toc230636873 \h </w:instrText>
+              <w:instrText xml:space="preserve"> PAGEREF _Toc230968463 \h </w:instrText>
             </w:r>
             <w:r>
               <w:rPr>
@@ -3462,7 +3969,7 @@
                 <w:noProof/>
                 <w:webHidden/>
               </w:rPr>
-              <w:t>18</w:t>
+              <w:t>19</w:t>
             </w:r>
             <w:r>
               <w:rPr>
@@ -3484,7 +3991,7 @@
               <w:noProof/>
             </w:rPr>
           </w:pPr>
-          <w:hyperlink w:anchor="_Toc230636874" w:history="1">
+          <w:hyperlink w:anchor="_Toc230968464" w:history="1">
             <w:r>
               <w:rPr>
                 <w:rStyle w:val="a3"/>
@@ -3514,7 +4021,7 @@
                 <w:noProof/>
                 <w:webHidden/>
               </w:rPr>
-              <w:instrText xml:space="preserve"> PAGEREF _Toc230636874 \h </w:instrText>
+              <w:instrText xml:space="preserve"> PAGEREF _Toc230968464 \h </w:instrText>
             </w:r>
             <w:r>
               <w:rPr>
@@ -3534,7 +4041,7 @@
                 <w:noProof/>
                 <w:webHidden/>
               </w:rPr>
-              <w:t>18</w:t>
+              <w:t>19</w:t>
             </w:r>
             <w:r>
               <w:rPr>
@@ -3653,7 +4160,7 @@
           <w:bCs/>
         </w:rPr>
       </w:pPr>
-      <w:bookmarkStart w:id="0" w:name="_Toc230636835"/>
+      <w:bookmarkStart w:id="0" w:name="_Toc230968419"/>
       <w:r>
         <w:rPr>
           <w:rFonts w:ascii="Times New Roman" w:hAnsi="Times New Roman" w:cs="Times New Roman"/>
@@ -3675,7 +4182,7 @@
           <w:szCs w:val="28"/>
         </w:rPr>
       </w:pPr>
-      <w:bookmarkStart w:id="1" w:name="_Toc230636836"/>
+      <w:bookmarkStart w:id="1" w:name="_Toc230968420"/>
       <w:r>
         <w:rPr>
           <w:rFonts w:ascii="Times New Roman" w:hAnsi="Times New Roman" w:cs="Times New Roman"/>
@@ -3744,7 +4251,7 @@
           <w:szCs w:val="28"/>
         </w:rPr>
       </w:pPr>
-      <w:bookmarkStart w:id="2" w:name="_Toc230636837"/>
+      <w:bookmarkStart w:id="2" w:name="_Toc230968421"/>
       <w:r>
         <w:rPr>
           <w:rFonts w:ascii="Times New Roman" w:hAnsi="Times New Roman" w:cs="Times New Roman"/>
@@ -3771,7 +4278,25 @@
           <w:sz w:val="28"/>
           <w:szCs w:val="28"/>
         </w:rPr>
-        <w:t>В современном цифровом мире цитаты широко используются в социальных сетях, образовательных инструментах и профессиональной коммуникации . Приложение решает проблему быстрого доступа к качественному контенту для мотивации и вдохновения.</w:t>
+        <w:t xml:space="preserve">В современном цифровом мире цитаты широко используются в социальных сетях, образовательных инструментах и профессиональной </w:t>
+      </w:r>
+      <w:proofErr w:type="gramStart"/>
+      <w:r>
+        <w:rPr>
+          <w:rFonts w:ascii="Times New Roman" w:hAnsi="Times New Roman" w:cs="Times New Roman"/>
+          <w:sz w:val="28"/>
+          <w:szCs w:val="28"/>
+        </w:rPr>
+        <w:t>коммуникации .</w:t>
+      </w:r>
+      <w:proofErr w:type="gramEnd"/>
+      <w:r>
+        <w:rPr>
+          <w:rFonts w:ascii="Times New Roman" w:hAnsi="Times New Roman" w:cs="Times New Roman"/>
+          <w:sz w:val="28"/>
+          <w:szCs w:val="28"/>
+        </w:rPr>
+        <w:t xml:space="preserve"> Приложение решает проблему быстрого доступа к качественному контенту для мотивации и вдохновения.</w:t>
       </w:r>
     </w:p>
     <w:p>
@@ -3785,7 +4310,7 @@
           <w:szCs w:val="28"/>
         </w:rPr>
       </w:pPr>
-      <w:bookmarkStart w:id="3" w:name="_Toc230636838"/>
+      <w:bookmarkStart w:id="3" w:name="_Toc230968422"/>
       <w:r>
         <w:rPr>
           <w:rFonts w:ascii="Times New Roman" w:hAnsi="Times New Roman" w:cs="Times New Roman"/>
@@ -3919,7 +4444,7 @@
           <w:szCs w:val="28"/>
         </w:rPr>
       </w:pPr>
-      <w:bookmarkStart w:id="4" w:name="_Toc230636839"/>
+      <w:bookmarkStart w:id="4" w:name="_Toc230968423"/>
       <w:r>
         <w:rPr>
           <w:rFonts w:ascii="Times New Roman" w:hAnsi="Times New Roman" w:cs="Times New Roman"/>
@@ -4087,7 +4612,7 @@
           <w:bCs/>
         </w:rPr>
       </w:pPr>
-      <w:bookmarkStart w:id="5" w:name="_Toc230636840"/>
+      <w:bookmarkStart w:id="5" w:name="_Toc230968424"/>
       <w:r>
         <w:rPr>
           <w:rFonts w:ascii="Times New Roman" w:hAnsi="Times New Roman" w:cs="Times New Roman"/>
@@ -4623,7 +5148,7 @@
           <w:bCs/>
         </w:rPr>
       </w:pPr>
-      <w:bookmarkStart w:id="6" w:name="_Toc230636841"/>
+      <w:bookmarkStart w:id="6" w:name="_Toc230968425"/>
       <w:r>
         <w:rPr>
           <w:rFonts w:ascii="Times New Roman" w:hAnsi="Times New Roman" w:cs="Times New Roman"/>
@@ -4657,7 +5182,7 @@
           <w:szCs w:val="28"/>
         </w:rPr>
       </w:pPr>
-      <w:bookmarkStart w:id="7" w:name="_Toc230636842"/>
+      <w:bookmarkStart w:id="7" w:name="_Toc230968426"/>
       <w:r>
         <w:rPr>
           <w:rFonts w:ascii="Times New Roman" w:hAnsi="Times New Roman" w:cs="Times New Roman"/>
@@ -4761,7 +5286,7 @@
           <w:szCs w:val="28"/>
         </w:rPr>
       </w:pPr>
-      <w:bookmarkStart w:id="8" w:name="_Toc230636843"/>
+      <w:bookmarkStart w:id="8" w:name="_Toc230968427"/>
       <w:r>
         <w:rPr>
           <w:rFonts w:ascii="Times New Roman" w:hAnsi="Times New Roman" w:cs="Times New Roman"/>
@@ -4862,7 +5387,7 @@
           <w:szCs w:val="28"/>
         </w:rPr>
       </w:pPr>
-      <w:bookmarkStart w:id="9" w:name="_Toc230636844"/>
+      <w:bookmarkStart w:id="9" w:name="_Toc230968428"/>
       <w:r>
         <w:rPr>
           <w:rFonts w:ascii="Times New Roman" w:hAnsi="Times New Roman" w:cs="Times New Roman"/>
@@ -4967,7 +5492,951 @@
           <w:bCs/>
         </w:rPr>
       </w:pPr>
-      <w:bookmarkStart w:id="10" w:name="_Toc230636845"/>
+      <w:bookmarkStart w:id="10" w:name="_Toc230968429"/>
+      <w:r>
+        <w:rPr>
+          <w:rFonts w:ascii="Times New Roman" w:hAnsi="Times New Roman" w:cs="Times New Roman"/>
+          <w:b/>
+          <w:bCs/>
+        </w:rPr>
+        <w:lastRenderedPageBreak/>
+        <w:t>4.</w:t>
+      </w:r>
+      <w:r>
+        <w:rPr>
+          <w:rFonts w:ascii="Times New Roman" w:hAnsi="Times New Roman" w:cs="Times New Roman"/>
+          <w:b/>
+          <w:bCs/>
+        </w:rPr>
+        <w:t>Подбор средств для разработки</w:t>
+      </w:r>
+      <w:bookmarkEnd w:id="10"/>
+    </w:p>
+    <w:p>
+      <w:pPr>
+        <w:pStyle w:val="2"/>
+        <w:rPr>
+          <w:rFonts w:ascii="Times New Roman" w:hAnsi="Times New Roman" w:cs="Times New Roman"/>
+          <w:b/>
+          <w:bCs/>
+          <w:sz w:val="28"/>
+          <w:szCs w:val="28"/>
+        </w:rPr>
+      </w:pPr>
+      <w:bookmarkStart w:id="11" w:name="_Toc230968430"/>
+      <w:r>
+        <w:rPr>
+          <w:rFonts w:ascii="Times New Roman" w:hAnsi="Times New Roman" w:cs="Times New Roman"/>
+          <w:b/>
+          <w:bCs/>
+          <w:sz w:val="28"/>
+          <w:szCs w:val="28"/>
+        </w:rPr>
+        <w:t>4.1. Язык программирования</w:t>
+      </w:r>
+      <w:bookmarkEnd w:id="11"/>
+    </w:p>
+    <w:p>
+      <w:pPr>
+        <w:pStyle w:val="a5"/>
+        <w:numPr>
+          <w:ilvl w:val="0"/>
+          <w:numId w:val="22"/>
+        </w:numPr>
+        <w:rPr>
+          <w:rFonts w:ascii="Times New Roman" w:hAnsi="Times New Roman" w:cs="Times New Roman"/>
+          <w:sz w:val="28"/>
+          <w:szCs w:val="28"/>
+        </w:rPr>
+      </w:pPr>
+      <w:r>
+        <w:rPr>
+          <w:rFonts w:ascii="Times New Roman" w:hAnsi="Times New Roman" w:cs="Times New Roman"/>
+          <w:sz w:val="28"/>
+          <w:szCs w:val="28"/>
+        </w:rPr>
+        <w:t>C# (.NET 6+)</w:t>
+      </w:r>
+    </w:p>
+    <w:p>
+      <w:pPr>
+        <w:pStyle w:val="a5"/>
+        <w:numPr>
+          <w:ilvl w:val="0"/>
+          <w:numId w:val="22"/>
+        </w:numPr>
+        <w:rPr>
+          <w:rFonts w:ascii="Times New Roman" w:hAnsi="Times New Roman" w:cs="Times New Roman"/>
+          <w:sz w:val="28"/>
+          <w:szCs w:val="28"/>
+        </w:rPr>
+      </w:pPr>
+      <w:r>
+        <w:rPr>
+          <w:rFonts w:ascii="Times New Roman" w:hAnsi="Times New Roman" w:cs="Times New Roman"/>
+          <w:sz w:val="28"/>
+          <w:szCs w:val="28"/>
+        </w:rPr>
+        <w:t>Современный объектно-ориентированный язык</w:t>
+      </w:r>
+    </w:p>
+    <w:p>
+      <w:pPr>
+        <w:pStyle w:val="a5"/>
+        <w:numPr>
+          <w:ilvl w:val="0"/>
+          <w:numId w:val="22"/>
+        </w:numPr>
+        <w:rPr>
+          <w:rFonts w:ascii="Times New Roman" w:hAnsi="Times New Roman" w:cs="Times New Roman"/>
+          <w:sz w:val="28"/>
+          <w:szCs w:val="28"/>
+        </w:rPr>
+      </w:pPr>
+      <w:r>
+        <w:rPr>
+          <w:rFonts w:ascii="Times New Roman" w:hAnsi="Times New Roman" w:cs="Times New Roman"/>
+          <w:sz w:val="28"/>
+          <w:szCs w:val="28"/>
+        </w:rPr>
+        <w:t>Отличная поддержка асинхронного программирования (</w:t>
+      </w:r>
+      <w:proofErr w:type="spellStart"/>
+      <w:r>
+        <w:rPr>
+          <w:rFonts w:ascii="Times New Roman" w:hAnsi="Times New Roman" w:cs="Times New Roman"/>
+          <w:sz w:val="28"/>
+          <w:szCs w:val="28"/>
+        </w:rPr>
+        <w:t>async</w:t>
+      </w:r>
+      <w:proofErr w:type="spellEnd"/>
+      <w:r>
+        <w:rPr>
+          <w:rFonts w:ascii="Times New Roman" w:hAnsi="Times New Roman" w:cs="Times New Roman"/>
+          <w:sz w:val="28"/>
+          <w:szCs w:val="28"/>
+        </w:rPr>
+        <w:t>/</w:t>
+      </w:r>
+      <w:proofErr w:type="spellStart"/>
+      <w:r>
+        <w:rPr>
+          <w:rFonts w:ascii="Times New Roman" w:hAnsi="Times New Roman" w:cs="Times New Roman"/>
+          <w:sz w:val="28"/>
+          <w:szCs w:val="28"/>
+        </w:rPr>
+        <w:t>await</w:t>
+      </w:r>
+      <w:proofErr w:type="spellEnd"/>
+      <w:r>
+        <w:rPr>
+          <w:rFonts w:ascii="Times New Roman" w:hAnsi="Times New Roman" w:cs="Times New Roman"/>
+          <w:sz w:val="28"/>
+          <w:szCs w:val="28"/>
+        </w:rPr>
+        <w:t>)</w:t>
+      </w:r>
+    </w:p>
+    <w:p>
+      <w:pPr>
+        <w:pStyle w:val="a5"/>
+        <w:numPr>
+          <w:ilvl w:val="0"/>
+          <w:numId w:val="22"/>
+        </w:numPr>
+        <w:rPr>
+          <w:rFonts w:ascii="Times New Roman" w:hAnsi="Times New Roman" w:cs="Times New Roman"/>
+          <w:sz w:val="28"/>
+          <w:szCs w:val="28"/>
+        </w:rPr>
+      </w:pPr>
+      <w:r>
+        <w:rPr>
+          <w:rFonts w:ascii="Times New Roman" w:hAnsi="Times New Roman" w:cs="Times New Roman"/>
+          <w:sz w:val="28"/>
+          <w:szCs w:val="28"/>
+        </w:rPr>
+        <w:t>Кроссплатформенность</w:t>
+      </w:r>
+    </w:p>
+    <w:p>
+      <w:pPr>
+        <w:pStyle w:val="a5"/>
+        <w:numPr>
+          <w:ilvl w:val="0"/>
+          <w:numId w:val="22"/>
+        </w:numPr>
+        <w:rPr>
+          <w:rFonts w:ascii="Times New Roman" w:hAnsi="Times New Roman" w:cs="Times New Roman"/>
+          <w:sz w:val="28"/>
+          <w:szCs w:val="28"/>
+        </w:rPr>
+      </w:pPr>
+      <w:r>
+        <w:rPr>
+          <w:rFonts w:ascii="Times New Roman" w:hAnsi="Times New Roman" w:cs="Times New Roman"/>
+          <w:sz w:val="28"/>
+          <w:szCs w:val="28"/>
+        </w:rPr>
+        <w:t xml:space="preserve">Богатая стандартная библиотека </w:t>
+      </w:r>
+    </w:p>
+    <w:p>
+      <w:pPr>
+        <w:pStyle w:val="a5"/>
+        <w:numPr>
+          <w:ilvl w:val="0"/>
+          <w:numId w:val="22"/>
+        </w:numPr>
+        <w:rPr>
+          <w:rFonts w:ascii="Times New Roman" w:hAnsi="Times New Roman" w:cs="Times New Roman"/>
+          <w:sz w:val="28"/>
+          <w:szCs w:val="28"/>
+        </w:rPr>
+      </w:pPr>
+      <w:r>
+        <w:rPr>
+          <w:rFonts w:ascii="Times New Roman" w:hAnsi="Times New Roman" w:cs="Times New Roman"/>
+          <w:sz w:val="28"/>
+          <w:szCs w:val="28"/>
+        </w:rPr>
+        <w:t>ironsoftware.com</w:t>
+      </w:r>
+    </w:p>
+    <w:p>
+      <w:pPr>
+        <w:pStyle w:val="2"/>
+        <w:rPr>
+          <w:rFonts w:ascii="Times New Roman" w:hAnsi="Times New Roman" w:cs="Times New Roman"/>
+          <w:b/>
+          <w:bCs/>
+          <w:sz w:val="28"/>
+          <w:szCs w:val="28"/>
+        </w:rPr>
+      </w:pPr>
+      <w:bookmarkStart w:id="12" w:name="_Toc230968431"/>
+      <w:r>
+        <w:rPr>
+          <w:rFonts w:ascii="Times New Roman" w:hAnsi="Times New Roman" w:cs="Times New Roman"/>
+          <w:b/>
+          <w:bCs/>
+          <w:sz w:val="28"/>
+          <w:szCs w:val="28"/>
+        </w:rPr>
+        <w:t>4.2. Фреймворки и библиотеки</w:t>
+      </w:r>
+      <w:bookmarkEnd w:id="12"/>
+    </w:p>
+    <w:p>
+      <w:pPr>
+        <w:pStyle w:val="a5"/>
+        <w:numPr>
+          <w:ilvl w:val="0"/>
+          <w:numId w:val="21"/>
+        </w:numPr>
+        <w:rPr>
+          <w:rFonts w:ascii="Times New Roman" w:hAnsi="Times New Roman" w:cs="Times New Roman"/>
+          <w:sz w:val="28"/>
+          <w:szCs w:val="28"/>
+        </w:rPr>
+      </w:pPr>
+      <w:proofErr w:type="spellStart"/>
+      <w:r>
+        <w:rPr>
+          <w:rFonts w:ascii="Times New Roman" w:hAnsi="Times New Roman" w:cs="Times New Roman"/>
+          <w:sz w:val="28"/>
+          <w:szCs w:val="28"/>
+        </w:rPr>
+        <w:t>System.Net.Http</w:t>
+      </w:r>
+      <w:proofErr w:type="spellEnd"/>
+      <w:r>
+        <w:rPr>
+          <w:rFonts w:ascii="Times New Roman" w:hAnsi="Times New Roman" w:cs="Times New Roman"/>
+          <w:sz w:val="28"/>
+          <w:szCs w:val="28"/>
+        </w:rPr>
+        <w:t xml:space="preserve"> — для работы с HTTP-запросами к API</w:t>
+      </w:r>
+    </w:p>
+    <w:p>
+      <w:pPr>
+        <w:pStyle w:val="a5"/>
+        <w:numPr>
+          <w:ilvl w:val="0"/>
+          <w:numId w:val="21"/>
+        </w:numPr>
+        <w:rPr>
+          <w:rFonts w:ascii="Times New Roman" w:hAnsi="Times New Roman" w:cs="Times New Roman"/>
+          <w:sz w:val="28"/>
+          <w:szCs w:val="28"/>
+        </w:rPr>
+      </w:pPr>
+      <w:proofErr w:type="spellStart"/>
+      <w:r>
+        <w:rPr>
+          <w:rFonts w:ascii="Times New Roman" w:hAnsi="Times New Roman" w:cs="Times New Roman"/>
+          <w:sz w:val="28"/>
+          <w:szCs w:val="28"/>
+        </w:rPr>
+        <w:t>System.Text.Json</w:t>
+      </w:r>
+      <w:proofErr w:type="spellEnd"/>
+      <w:r>
+        <w:rPr>
+          <w:rFonts w:ascii="Times New Roman" w:hAnsi="Times New Roman" w:cs="Times New Roman"/>
+          <w:sz w:val="28"/>
+          <w:szCs w:val="28"/>
+        </w:rPr>
+        <w:t xml:space="preserve"> — для </w:t>
+      </w:r>
+      <w:proofErr w:type="spellStart"/>
+      <w:r>
+        <w:rPr>
+          <w:rFonts w:ascii="Times New Roman" w:hAnsi="Times New Roman" w:cs="Times New Roman"/>
+          <w:sz w:val="28"/>
+          <w:szCs w:val="28"/>
+        </w:rPr>
+        <w:t>сериализации</w:t>
+      </w:r>
+      <w:proofErr w:type="spellEnd"/>
+      <w:r>
+        <w:rPr>
+          <w:rFonts w:ascii="Times New Roman" w:hAnsi="Times New Roman" w:cs="Times New Roman"/>
+          <w:sz w:val="28"/>
+          <w:szCs w:val="28"/>
+        </w:rPr>
+        <w:t>/</w:t>
+      </w:r>
+      <w:proofErr w:type="spellStart"/>
+      <w:r>
+        <w:rPr>
+          <w:rFonts w:ascii="Times New Roman" w:hAnsi="Times New Roman" w:cs="Times New Roman"/>
+          <w:sz w:val="28"/>
+          <w:szCs w:val="28"/>
+        </w:rPr>
+        <w:t>десериализации</w:t>
+      </w:r>
+      <w:proofErr w:type="spellEnd"/>
+      <w:r>
+        <w:rPr>
+          <w:rFonts w:ascii="Times New Roman" w:hAnsi="Times New Roman" w:cs="Times New Roman"/>
+          <w:sz w:val="28"/>
+          <w:szCs w:val="28"/>
+        </w:rPr>
+        <w:t xml:space="preserve"> JSON</w:t>
+      </w:r>
+    </w:p>
+    <w:p>
+      <w:pPr>
+        <w:pStyle w:val="a5"/>
+        <w:numPr>
+          <w:ilvl w:val="0"/>
+          <w:numId w:val="21"/>
+        </w:numPr>
+        <w:rPr>
+          <w:rFonts w:ascii="Times New Roman" w:hAnsi="Times New Roman" w:cs="Times New Roman"/>
+          <w:sz w:val="28"/>
+          <w:szCs w:val="28"/>
+        </w:rPr>
+      </w:pPr>
+      <w:r>
+        <w:rPr>
+          <w:rFonts w:ascii="Times New Roman" w:hAnsi="Times New Roman" w:cs="Times New Roman"/>
+          <w:sz w:val="28"/>
+          <w:szCs w:val="28"/>
+        </w:rPr>
+        <w:t>System.IO — для работы с файловой системой</w:t>
+      </w:r>
+    </w:p>
+    <w:p>
+      <w:pPr>
+        <w:pStyle w:val="2"/>
+        <w:rPr>
+          <w:rFonts w:ascii="Times New Roman" w:hAnsi="Times New Roman" w:cs="Times New Roman"/>
+          <w:b/>
+          <w:bCs/>
+          <w:sz w:val="28"/>
+          <w:szCs w:val="28"/>
+          <w:lang w:val="en-US"/>
+        </w:rPr>
+      </w:pPr>
+      <w:bookmarkStart w:id="13" w:name="_Toc230968432"/>
+      <w:r>
+        <w:rPr>
+          <w:rFonts w:ascii="Times New Roman" w:hAnsi="Times New Roman" w:cs="Times New Roman"/>
+          <w:b/>
+          <w:bCs/>
+          <w:sz w:val="28"/>
+          <w:szCs w:val="28"/>
+          <w:lang w:val="en-US"/>
+        </w:rPr>
+        <w:t xml:space="preserve">4.3. </w:t>
+      </w:r>
+      <w:r>
+        <w:rPr>
+          <w:rFonts w:ascii="Times New Roman" w:hAnsi="Times New Roman" w:cs="Times New Roman"/>
+          <w:b/>
+          <w:bCs/>
+          <w:sz w:val="28"/>
+          <w:szCs w:val="28"/>
+        </w:rPr>
+        <w:t>Внешние</w:t>
+      </w:r>
+      <w:r>
+        <w:rPr>
+          <w:rFonts w:ascii="Times New Roman" w:hAnsi="Times New Roman" w:cs="Times New Roman"/>
+          <w:b/>
+          <w:bCs/>
+          <w:sz w:val="28"/>
+          <w:szCs w:val="28"/>
+          <w:lang w:val="en-US"/>
+        </w:rPr>
+        <w:t xml:space="preserve"> API</w:t>
+      </w:r>
+      <w:bookmarkEnd w:id="13"/>
+    </w:p>
+    <w:p>
+      <w:pPr>
+        <w:rPr>
+          <w:rFonts w:ascii="Times New Roman" w:hAnsi="Times New Roman" w:cs="Times New Roman"/>
+          <w:sz w:val="28"/>
+          <w:szCs w:val="28"/>
+          <w:lang w:val="en-US"/>
+        </w:rPr>
+      </w:pPr>
+      <w:proofErr w:type="spellStart"/>
+      <w:r>
+        <w:rPr>
+          <w:rFonts w:ascii="Times New Roman" w:hAnsi="Times New Roman" w:cs="Times New Roman"/>
+          <w:sz w:val="28"/>
+          <w:szCs w:val="28"/>
+          <w:lang w:val="en-US"/>
+        </w:rPr>
+        <w:t>ZenQuotes</w:t>
+      </w:r>
+      <w:proofErr w:type="spellEnd"/>
+      <w:r>
+        <w:rPr>
+          <w:rFonts w:ascii="Times New Roman" w:hAnsi="Times New Roman" w:cs="Times New Roman"/>
+          <w:sz w:val="28"/>
+          <w:szCs w:val="28"/>
+          <w:lang w:val="en-US"/>
+        </w:rPr>
+        <w:t xml:space="preserve"> API (https://zenquotes.io/api/quotes)</w:t>
+      </w:r>
+    </w:p>
+    <w:p>
+      <w:pPr>
+        <w:pStyle w:val="a5"/>
+        <w:numPr>
+          <w:ilvl w:val="0"/>
+          <w:numId w:val="20"/>
+        </w:numPr>
+        <w:rPr>
+          <w:rFonts w:ascii="Times New Roman" w:hAnsi="Times New Roman" w:cs="Times New Roman"/>
+          <w:sz w:val="28"/>
+          <w:szCs w:val="28"/>
+        </w:rPr>
+      </w:pPr>
+      <w:r>
+        <w:rPr>
+          <w:rFonts w:ascii="Times New Roman" w:hAnsi="Times New Roman" w:cs="Times New Roman"/>
+          <w:sz w:val="28"/>
+          <w:szCs w:val="28"/>
+        </w:rPr>
+        <w:t>Бесплатный REST API</w:t>
+      </w:r>
+    </w:p>
+    <w:p>
+      <w:pPr>
+        <w:pStyle w:val="a5"/>
+        <w:numPr>
+          <w:ilvl w:val="0"/>
+          <w:numId w:val="20"/>
+        </w:numPr>
+        <w:rPr>
+          <w:rFonts w:ascii="Times New Roman" w:hAnsi="Times New Roman" w:cs="Times New Roman"/>
+          <w:sz w:val="28"/>
+          <w:szCs w:val="28"/>
+        </w:rPr>
+      </w:pPr>
+      <w:r>
+        <w:rPr>
+          <w:rFonts w:ascii="Times New Roman" w:hAnsi="Times New Roman" w:cs="Times New Roman"/>
+          <w:sz w:val="28"/>
+          <w:szCs w:val="28"/>
+        </w:rPr>
+        <w:t>Возвращает данные в формате JSON</w:t>
+      </w:r>
+    </w:p>
+    <w:p>
+      <w:pPr>
+        <w:pStyle w:val="a5"/>
+        <w:numPr>
+          <w:ilvl w:val="0"/>
+          <w:numId w:val="20"/>
+        </w:numPr>
+        <w:rPr>
+          <w:rFonts w:ascii="Times New Roman" w:hAnsi="Times New Roman" w:cs="Times New Roman"/>
+          <w:sz w:val="28"/>
+          <w:szCs w:val="28"/>
+        </w:rPr>
+      </w:pPr>
+      <w:r>
+        <w:rPr>
+          <w:rFonts w:ascii="Times New Roman" w:hAnsi="Times New Roman" w:cs="Times New Roman"/>
+          <w:sz w:val="28"/>
+          <w:szCs w:val="28"/>
+        </w:rPr>
+        <w:t>Предоставляет цитаты от влиятельных исторических личносте</w:t>
+      </w:r>
+      <w:r>
+        <w:rPr>
+          <w:rFonts w:ascii="Times New Roman" w:hAnsi="Times New Roman" w:cs="Times New Roman"/>
+          <w:sz w:val="28"/>
+          <w:szCs w:val="28"/>
+        </w:rPr>
+        <w:t xml:space="preserve">й </w:t>
+      </w:r>
+      <w:r>
+        <w:rPr>
+          <w:rFonts w:ascii="Times New Roman" w:hAnsi="Times New Roman" w:cs="Times New Roman"/>
+          <w:sz w:val="28"/>
+          <w:szCs w:val="28"/>
+        </w:rPr>
+        <w:t>zenquotes.io</w:t>
+      </w:r>
+    </w:p>
+    <w:p>
+      <w:pPr>
+        <w:pStyle w:val="a5"/>
+        <w:numPr>
+          <w:ilvl w:val="0"/>
+          <w:numId w:val="20"/>
+        </w:numPr>
+        <w:rPr>
+          <w:rFonts w:ascii="Times New Roman" w:hAnsi="Times New Roman" w:cs="Times New Roman"/>
+          <w:sz w:val="28"/>
+          <w:szCs w:val="28"/>
+        </w:rPr>
+      </w:pPr>
+      <w:r>
+        <w:rPr>
+          <w:rFonts w:ascii="Times New Roman" w:hAnsi="Times New Roman" w:cs="Times New Roman"/>
+          <w:sz w:val="28"/>
+          <w:szCs w:val="28"/>
+        </w:rPr>
+        <w:t>Простая интеграция без необходимости аутентификации</w:t>
+      </w:r>
+      <w:r>
+        <w:rPr>
+          <w:rFonts w:ascii="Times New Roman" w:hAnsi="Times New Roman" w:cs="Times New Roman"/>
+          <w:sz w:val="28"/>
+          <w:szCs w:val="28"/>
+        </w:rPr>
+        <w:t xml:space="preserve"> </w:t>
+      </w:r>
+      <w:r>
+        <w:rPr>
+          <w:rFonts w:ascii="Times New Roman" w:hAnsi="Times New Roman" w:cs="Times New Roman"/>
+          <w:sz w:val="28"/>
+          <w:szCs w:val="28"/>
+          <w:lang w:val="en-US"/>
+        </w:rPr>
+        <w:t>docs</w:t>
+      </w:r>
+      <w:r>
+        <w:rPr>
+          <w:rFonts w:ascii="Times New Roman" w:hAnsi="Times New Roman" w:cs="Times New Roman"/>
+          <w:sz w:val="28"/>
+          <w:szCs w:val="28"/>
+        </w:rPr>
+        <w:t>.</w:t>
+      </w:r>
+      <w:proofErr w:type="spellStart"/>
+      <w:r>
+        <w:rPr>
+          <w:rFonts w:ascii="Times New Roman" w:hAnsi="Times New Roman" w:cs="Times New Roman"/>
+          <w:sz w:val="28"/>
+          <w:szCs w:val="28"/>
+          <w:lang w:val="en-US"/>
+        </w:rPr>
+        <w:t>zenquotes</w:t>
+      </w:r>
+      <w:proofErr w:type="spellEnd"/>
+      <w:r>
+        <w:rPr>
+          <w:rFonts w:ascii="Times New Roman" w:hAnsi="Times New Roman" w:cs="Times New Roman"/>
+          <w:sz w:val="28"/>
+          <w:szCs w:val="28"/>
+        </w:rPr>
+        <w:t>.</w:t>
+      </w:r>
+      <w:r>
+        <w:rPr>
+          <w:rFonts w:ascii="Times New Roman" w:hAnsi="Times New Roman" w:cs="Times New Roman"/>
+          <w:sz w:val="28"/>
+          <w:szCs w:val="28"/>
+          <w:lang w:val="en-US"/>
+        </w:rPr>
+        <w:t>io</w:t>
+      </w:r>
+    </w:p>
+    <w:p>
+      <w:pPr>
+        <w:pStyle w:val="2"/>
+        <w:rPr>
+          <w:rFonts w:ascii="Times New Roman" w:hAnsi="Times New Roman" w:cs="Times New Roman"/>
+          <w:b/>
+          <w:bCs/>
+          <w:sz w:val="28"/>
+          <w:szCs w:val="28"/>
+          <w:lang w:val="en-US"/>
+        </w:rPr>
+      </w:pPr>
+      <w:bookmarkStart w:id="14" w:name="_Toc230968433"/>
+      <w:r>
+        <w:rPr>
+          <w:rFonts w:ascii="Times New Roman" w:hAnsi="Times New Roman" w:cs="Times New Roman"/>
+          <w:b/>
+          <w:bCs/>
+          <w:sz w:val="28"/>
+          <w:szCs w:val="28"/>
+          <w:lang w:val="en-US"/>
+        </w:rPr>
+        <w:t xml:space="preserve">4.4. </w:t>
+      </w:r>
+      <w:r>
+        <w:rPr>
+          <w:rFonts w:ascii="Times New Roman" w:hAnsi="Times New Roman" w:cs="Times New Roman"/>
+          <w:b/>
+          <w:bCs/>
+          <w:sz w:val="28"/>
+          <w:szCs w:val="28"/>
+        </w:rPr>
+        <w:t>Инструменты</w:t>
+      </w:r>
+      <w:r>
+        <w:rPr>
+          <w:rFonts w:ascii="Times New Roman" w:hAnsi="Times New Roman" w:cs="Times New Roman"/>
+          <w:b/>
+          <w:bCs/>
+          <w:sz w:val="28"/>
+          <w:szCs w:val="28"/>
+          <w:lang w:val="en-US"/>
+        </w:rPr>
+        <w:t xml:space="preserve"> </w:t>
+      </w:r>
+      <w:r>
+        <w:rPr>
+          <w:rFonts w:ascii="Times New Roman" w:hAnsi="Times New Roman" w:cs="Times New Roman"/>
+          <w:b/>
+          <w:bCs/>
+          <w:sz w:val="28"/>
+          <w:szCs w:val="28"/>
+        </w:rPr>
+        <w:t>разработки</w:t>
+      </w:r>
+      <w:bookmarkEnd w:id="14"/>
+    </w:p>
+    <w:p>
+      <w:pPr>
+        <w:rPr>
+          <w:rFonts w:ascii="Times New Roman" w:hAnsi="Times New Roman" w:cs="Times New Roman"/>
+          <w:sz w:val="28"/>
+          <w:szCs w:val="28"/>
+          <w:lang w:val="en-US"/>
+        </w:rPr>
+      </w:pPr>
+      <w:r>
+        <w:rPr>
+          <w:rFonts w:ascii="Times New Roman" w:hAnsi="Times New Roman" w:cs="Times New Roman"/>
+          <w:sz w:val="28"/>
+          <w:szCs w:val="28"/>
+          <w:lang w:val="en-US"/>
+        </w:rPr>
+        <w:t>IDE: Visual Studio / Visual Studio Code / Rider</w:t>
+      </w:r>
+    </w:p>
+    <w:p>
+      <w:pPr>
+        <w:rPr>
+          <w:rFonts w:ascii="Times New Roman" w:hAnsi="Times New Roman" w:cs="Times New Roman"/>
+          <w:sz w:val="28"/>
+          <w:szCs w:val="28"/>
+        </w:rPr>
+      </w:pPr>
+      <w:r>
+        <w:rPr>
+          <w:rFonts w:ascii="Times New Roman" w:hAnsi="Times New Roman" w:cs="Times New Roman"/>
+          <w:sz w:val="28"/>
+          <w:szCs w:val="28"/>
+        </w:rPr>
+        <w:t xml:space="preserve">Система контроля версий: </w:t>
+      </w:r>
+      <w:proofErr w:type="spellStart"/>
+      <w:r>
+        <w:rPr>
+          <w:rFonts w:ascii="Times New Roman" w:hAnsi="Times New Roman" w:cs="Times New Roman"/>
+          <w:sz w:val="28"/>
+          <w:szCs w:val="28"/>
+        </w:rPr>
+        <w:t>Git</w:t>
+      </w:r>
+      <w:proofErr w:type="spellEnd"/>
+    </w:p>
+    <w:p>
+      <w:pPr>
+        <w:rPr>
+          <w:rFonts w:ascii="Times New Roman" w:hAnsi="Times New Roman" w:cs="Times New Roman"/>
+          <w:sz w:val="28"/>
+          <w:szCs w:val="28"/>
+        </w:rPr>
+      </w:pPr>
+      <w:r>
+        <w:rPr>
+          <w:rFonts w:ascii="Times New Roman" w:hAnsi="Times New Roman" w:cs="Times New Roman"/>
+          <w:sz w:val="28"/>
+          <w:szCs w:val="28"/>
+        </w:rPr>
+        <w:t>Формат хранения данных: JSON (локальный файл)</w:t>
+      </w:r>
+    </w:p>
+    <w:p>
+      <w:pPr>
+        <w:pStyle w:val="2"/>
+        <w:rPr>
+          <w:rFonts w:ascii="Times New Roman" w:hAnsi="Times New Roman" w:cs="Times New Roman"/>
+          <w:b/>
+          <w:bCs/>
+          <w:sz w:val="28"/>
+          <w:szCs w:val="28"/>
+        </w:rPr>
+      </w:pPr>
+      <w:bookmarkStart w:id="15" w:name="_Toc230968434"/>
+      <w:r>
+        <w:rPr>
+          <w:rFonts w:ascii="Times New Roman" w:hAnsi="Times New Roman" w:cs="Times New Roman"/>
+          <w:b/>
+          <w:bCs/>
+          <w:sz w:val="28"/>
+          <w:szCs w:val="28"/>
+        </w:rPr>
+        <w:t>4.5. Обоснование выбора</w:t>
+      </w:r>
+      <w:bookmarkEnd w:id="15"/>
+    </w:p>
+    <w:p>
+      <w:pPr>
+        <w:rPr>
+          <w:rFonts w:ascii="Times New Roman" w:hAnsi="Times New Roman" w:cs="Times New Roman"/>
+          <w:sz w:val="28"/>
+          <w:szCs w:val="28"/>
+        </w:rPr>
+      </w:pPr>
+      <w:r>
+        <w:rPr>
+          <w:rFonts w:ascii="Times New Roman" w:hAnsi="Times New Roman" w:cs="Times New Roman"/>
+          <w:sz w:val="28"/>
+          <w:szCs w:val="28"/>
+        </w:rPr>
+        <w:t>Альтернативы, которые рассматривались:</w:t>
+      </w:r>
+    </w:p>
+    <w:p>
+      <w:pPr>
+        <w:pStyle w:val="a5"/>
+        <w:numPr>
+          <w:ilvl w:val="0"/>
+          <w:numId w:val="23"/>
+        </w:numPr>
+        <w:rPr>
+          <w:rFonts w:ascii="Times New Roman" w:hAnsi="Times New Roman" w:cs="Times New Roman"/>
+          <w:sz w:val="28"/>
+          <w:szCs w:val="28"/>
+        </w:rPr>
+      </w:pPr>
+      <w:r>
+        <w:rPr>
+          <w:rFonts w:ascii="Times New Roman" w:hAnsi="Times New Roman" w:cs="Times New Roman"/>
+          <w:sz w:val="28"/>
+          <w:szCs w:val="28"/>
+        </w:rPr>
+        <w:t xml:space="preserve">Python — </w:t>
+      </w:r>
+      <w:proofErr w:type="spellStart"/>
+      <w:r>
+        <w:rPr>
+          <w:rFonts w:ascii="Times New Roman" w:hAnsi="Times New Roman" w:cs="Times New Roman"/>
+          <w:sz w:val="28"/>
+          <w:szCs w:val="28"/>
+        </w:rPr>
+        <w:t>rejected</w:t>
+      </w:r>
+      <w:proofErr w:type="spellEnd"/>
+      <w:r>
+        <w:rPr>
+          <w:rFonts w:ascii="Times New Roman" w:hAnsi="Times New Roman" w:cs="Times New Roman"/>
+          <w:sz w:val="28"/>
+          <w:szCs w:val="28"/>
+        </w:rPr>
+        <w:t xml:space="preserve"> (медленнее, сложнее создавать автономные исполняемые файлы)</w:t>
+      </w:r>
+    </w:p>
+    <w:p>
+      <w:pPr>
+        <w:pStyle w:val="a5"/>
+        <w:numPr>
+          <w:ilvl w:val="0"/>
+          <w:numId w:val="23"/>
+        </w:numPr>
+        <w:rPr>
+          <w:rFonts w:ascii="Times New Roman" w:hAnsi="Times New Roman" w:cs="Times New Roman"/>
+          <w:sz w:val="28"/>
+          <w:szCs w:val="28"/>
+        </w:rPr>
+      </w:pPr>
+      <w:r>
+        <w:rPr>
+          <w:rFonts w:ascii="Times New Roman" w:hAnsi="Times New Roman" w:cs="Times New Roman"/>
+          <w:sz w:val="28"/>
+          <w:szCs w:val="28"/>
+        </w:rPr>
+        <w:t xml:space="preserve">Java — </w:t>
+      </w:r>
+      <w:proofErr w:type="spellStart"/>
+      <w:r>
+        <w:rPr>
+          <w:rFonts w:ascii="Times New Roman" w:hAnsi="Times New Roman" w:cs="Times New Roman"/>
+          <w:sz w:val="28"/>
+          <w:szCs w:val="28"/>
+        </w:rPr>
+        <w:t>rejected</w:t>
+      </w:r>
+      <w:proofErr w:type="spellEnd"/>
+      <w:r>
+        <w:rPr>
+          <w:rFonts w:ascii="Times New Roman" w:hAnsi="Times New Roman" w:cs="Times New Roman"/>
+          <w:sz w:val="28"/>
+          <w:szCs w:val="28"/>
+        </w:rPr>
+        <w:t xml:space="preserve"> (более громоздкий синтаксис, больше памяти)</w:t>
+      </w:r>
+    </w:p>
+    <w:p>
+      <w:pPr>
+        <w:pStyle w:val="a5"/>
+        <w:numPr>
+          <w:ilvl w:val="0"/>
+          <w:numId w:val="23"/>
+        </w:numPr>
+        <w:rPr>
+          <w:rFonts w:ascii="Times New Roman" w:hAnsi="Times New Roman" w:cs="Times New Roman"/>
+          <w:sz w:val="28"/>
+          <w:szCs w:val="28"/>
+        </w:rPr>
+      </w:pPr>
+      <w:r>
+        <w:rPr>
+          <w:rFonts w:ascii="Times New Roman" w:hAnsi="Times New Roman" w:cs="Times New Roman"/>
+          <w:sz w:val="28"/>
+          <w:szCs w:val="28"/>
+        </w:rPr>
+        <w:t xml:space="preserve">*C++* — </w:t>
+      </w:r>
+      <w:proofErr w:type="spellStart"/>
+      <w:r>
+        <w:rPr>
+          <w:rFonts w:ascii="Times New Roman" w:hAnsi="Times New Roman" w:cs="Times New Roman"/>
+          <w:sz w:val="28"/>
+          <w:szCs w:val="28"/>
+        </w:rPr>
+        <w:t>rejected</w:t>
+      </w:r>
+      <w:proofErr w:type="spellEnd"/>
+      <w:r>
+        <w:rPr>
+          <w:rFonts w:ascii="Times New Roman" w:hAnsi="Times New Roman" w:cs="Times New Roman"/>
+          <w:sz w:val="28"/>
+          <w:szCs w:val="28"/>
+        </w:rPr>
+        <w:t xml:space="preserve"> (избыточная сложность для консольного приложения)</w:t>
+      </w:r>
+    </w:p>
+    <w:p>
+      <w:pPr>
+        <w:rPr>
+          <w:rFonts w:ascii="Times New Roman" w:hAnsi="Times New Roman" w:cs="Times New Roman"/>
+          <w:sz w:val="28"/>
+          <w:szCs w:val="28"/>
+        </w:rPr>
+      </w:pPr>
+      <w:r>
+        <w:rPr>
+          <w:rFonts w:ascii="Times New Roman" w:hAnsi="Times New Roman" w:cs="Times New Roman"/>
+          <w:sz w:val="28"/>
+          <w:szCs w:val="28"/>
+        </w:rPr>
+        <w:t xml:space="preserve">Консольные приложения идеальны для быстрой реализации небольших программ и </w:t>
+      </w:r>
+      <w:proofErr w:type="spellStart"/>
+      <w:r>
+        <w:rPr>
+          <w:rFonts w:ascii="Times New Roman" w:hAnsi="Times New Roman" w:cs="Times New Roman"/>
+          <w:sz w:val="28"/>
+          <w:szCs w:val="28"/>
+        </w:rPr>
+        <w:t>proof-of-concept</w:t>
+      </w:r>
+      <w:proofErr w:type="spellEnd"/>
+      <w:r>
+        <w:rPr>
+          <w:rFonts w:ascii="Times New Roman" w:hAnsi="Times New Roman" w:cs="Times New Roman"/>
+          <w:sz w:val="28"/>
+          <w:szCs w:val="28"/>
+        </w:rPr>
+        <w:t xml:space="preserve"> </w:t>
+      </w:r>
+      <w:proofErr w:type="gramStart"/>
+      <w:r>
+        <w:rPr>
+          <w:rFonts w:ascii="Times New Roman" w:hAnsi="Times New Roman" w:cs="Times New Roman"/>
+          <w:sz w:val="28"/>
+          <w:szCs w:val="28"/>
+        </w:rPr>
+        <w:t>проектов .</w:t>
+      </w:r>
+      <w:proofErr w:type="gramEnd"/>
+      <w:r>
+        <w:rPr>
+          <w:rFonts w:ascii="Times New Roman" w:hAnsi="Times New Roman" w:cs="Times New Roman"/>
+          <w:sz w:val="28"/>
+          <w:szCs w:val="28"/>
+        </w:rPr>
+        <w:t xml:space="preserve"> Они позволяют сосредоточиться на бизнес-логике без усложнения графическим интерфейсом.</w:t>
+      </w:r>
+    </w:p>
+    <w:p>
+      <w:pPr>
+        <w:rPr>
+          <w:rFonts w:ascii="Times New Roman" w:hAnsi="Times New Roman" w:cs="Times New Roman"/>
+          <w:sz w:val="32"/>
+          <w:szCs w:val="32"/>
+        </w:rPr>
+      </w:pPr>
+    </w:p>
+    <w:p>
+      <w:pPr>
+        <w:pStyle w:val="1"/>
+        <w:rPr>
+          <w:rFonts w:ascii="Times New Roman" w:hAnsi="Times New Roman" w:cs="Times New Roman"/>
+          <w:b/>
+          <w:bCs/>
+        </w:rPr>
+      </w:pPr>
+      <w:bookmarkStart w:id="16" w:name="_Toc230968435"/>
       <w:r>
         <w:rPr>
           <w:rFonts w:ascii="Times New Roman" w:hAnsi="Times New Roman" w:cs="Times New Roman"/>
@@ -4977,7 +6446,7 @@
         <w:lastRenderedPageBreak/>
         <w:t>5. АНАЛИЗ АНАЛОГОВ</w:t>
       </w:r>
-      <w:bookmarkEnd w:id="10"/>
+      <w:bookmarkEnd w:id="16"/>
     </w:p>
     <w:p>
       <w:pPr>
@@ -4988,7 +6457,7 @@
           <w:bCs/>
         </w:rPr>
       </w:pPr>
-      <w:bookmarkStart w:id="11" w:name="_Toc230636846"/>
+      <w:bookmarkStart w:id="17" w:name="_Toc230968436"/>
       <w:r>
         <w:rPr>
           <w:rFonts w:ascii="Times New Roman" w:hAnsi="Times New Roman" w:cs="Times New Roman"/>
@@ -4997,7 +6466,7 @@
         </w:rPr>
         <w:t>5.1. Существующие решения</w:t>
       </w:r>
-      <w:bookmarkEnd w:id="11"/>
+      <w:bookmarkEnd w:id="17"/>
     </w:p>
     <w:p>
       <w:pPr>
@@ -5131,7 +6600,25 @@
           <w:sz w:val="28"/>
           <w:szCs w:val="28"/>
         </w:rPr>
-        <w:t>Недостатки: Только онлайн-режим, нет игровых функций</w:t>
+        <w:t>Недостатки</w:t>
+      </w:r>
+      <w:proofErr w:type="gramStart"/>
+      <w:r>
+        <w:rPr>
+          <w:rFonts w:ascii="Times New Roman" w:hAnsi="Times New Roman" w:cs="Times New Roman"/>
+          <w:sz w:val="28"/>
+          <w:szCs w:val="28"/>
+        </w:rPr>
+        <w:t>: Только</w:t>
+      </w:r>
+      <w:proofErr w:type="gramEnd"/>
+      <w:r>
+        <w:rPr>
+          <w:rFonts w:ascii="Times New Roman" w:hAnsi="Times New Roman" w:cs="Times New Roman"/>
+          <w:sz w:val="28"/>
+          <w:szCs w:val="28"/>
+        </w:rPr>
+        <w:t xml:space="preserve"> онлайн-режим, нет игровых функций</w:t>
       </w:r>
     </w:p>
     <w:p>
@@ -5272,7 +6759,25 @@
           <w:sz w:val="28"/>
           <w:szCs w:val="28"/>
         </w:rPr>
-        <w:t>Недостатки: Требует браузер, нет офлайн-режима</w:t>
+        <w:t>Недостатки</w:t>
+      </w:r>
+      <w:proofErr w:type="gramStart"/>
+      <w:r>
+        <w:rPr>
+          <w:rFonts w:ascii="Times New Roman" w:hAnsi="Times New Roman" w:cs="Times New Roman"/>
+          <w:sz w:val="28"/>
+          <w:szCs w:val="28"/>
+        </w:rPr>
+        <w:t>: Требует</w:t>
+      </w:r>
+      <w:proofErr w:type="gramEnd"/>
+      <w:r>
+        <w:rPr>
+          <w:rFonts w:ascii="Times New Roman" w:hAnsi="Times New Roman" w:cs="Times New Roman"/>
+          <w:sz w:val="28"/>
+          <w:szCs w:val="28"/>
+        </w:rPr>
+        <w:t xml:space="preserve"> браузер, нет офлайн-режима</w:t>
       </w:r>
     </w:p>
     <w:p>
@@ -5396,7 +6901,25 @@
           <w:sz w:val="28"/>
           <w:szCs w:val="28"/>
         </w:rPr>
-        <w:t>Недостатки: Требует установку, платные функции</w:t>
+        <w:t>Недостатки</w:t>
+      </w:r>
+      <w:proofErr w:type="gramStart"/>
+      <w:r>
+        <w:rPr>
+          <w:rFonts w:ascii="Times New Roman" w:hAnsi="Times New Roman" w:cs="Times New Roman"/>
+          <w:sz w:val="28"/>
+          <w:szCs w:val="28"/>
+        </w:rPr>
+        <w:t>: Требует</w:t>
+      </w:r>
+      <w:proofErr w:type="gramEnd"/>
+      <w:r>
+        <w:rPr>
+          <w:rFonts w:ascii="Times New Roman" w:hAnsi="Times New Roman" w:cs="Times New Roman"/>
+          <w:sz w:val="28"/>
+          <w:szCs w:val="28"/>
+        </w:rPr>
+        <w:t xml:space="preserve"> установку, платные функции</w:t>
       </w:r>
     </w:p>
     <w:p>
@@ -5491,7 +7014,25 @@
           <w:sz w:val="28"/>
           <w:szCs w:val="28"/>
         </w:rPr>
-        <w:t>Недостатки: Только онлайн, нет API</w:t>
+        <w:t>Недостатки</w:t>
+      </w:r>
+      <w:proofErr w:type="gramStart"/>
+      <w:r>
+        <w:rPr>
+          <w:rFonts w:ascii="Times New Roman" w:hAnsi="Times New Roman" w:cs="Times New Roman"/>
+          <w:sz w:val="28"/>
+          <w:szCs w:val="28"/>
+        </w:rPr>
+        <w:t>: Только</w:t>
+      </w:r>
+      <w:proofErr w:type="gramEnd"/>
+      <w:r>
+        <w:rPr>
+          <w:rFonts w:ascii="Times New Roman" w:hAnsi="Times New Roman" w:cs="Times New Roman"/>
+          <w:sz w:val="28"/>
+          <w:szCs w:val="28"/>
+        </w:rPr>
+        <w:t xml:space="preserve"> онлайн, нет API</w:t>
       </w:r>
     </w:p>
     <w:p>
@@ -5576,7 +7117,7 @@
           <w:szCs w:val="28"/>
         </w:rPr>
       </w:pPr>
-      <w:bookmarkStart w:id="12" w:name="_Toc230636847"/>
+      <w:bookmarkStart w:id="18" w:name="_Toc230968437"/>
       <w:r>
         <w:rPr>
           <w:rFonts w:ascii="Times New Roman" w:hAnsi="Times New Roman" w:cs="Times New Roman"/>
@@ -5599,7 +7140,7 @@
         </w:rPr>
         <w:t>ZenQuotesApp</w:t>
       </w:r>
-      <w:bookmarkEnd w:id="12"/>
+      <w:bookmarkEnd w:id="18"/>
       <w:proofErr w:type="spellEnd"/>
     </w:p>
     <w:tbl>
@@ -5945,6 +7486,7 @@
                 <w:szCs w:val="24"/>
               </w:rPr>
             </w:pPr>
+            <w:proofErr w:type="gramStart"/>
             <w:r>
               <w:rPr>
                 <w:rFonts w:ascii="Times New Roman" w:hAnsi="Times New Roman" w:cs="Times New Roman"/>
@@ -5954,6 +7496,7 @@
               </w:rPr>
               <w:t>Поиск по ключевым словам</w:t>
             </w:r>
+            <w:proofErr w:type="gramEnd"/>
           </w:p>
         </w:tc>
         <w:tc>
@@ -6322,7 +7865,7 @@
           <w:szCs w:val="28"/>
         </w:rPr>
       </w:pPr>
-      <w:bookmarkStart w:id="13" w:name="_Toc230636848"/>
+      <w:bookmarkStart w:id="19" w:name="_Toc230968438"/>
       <w:r>
         <w:rPr>
           <w:rFonts w:ascii="Times New Roman" w:hAnsi="Times New Roman" w:cs="Times New Roman"/>
@@ -6333,23 +7876,41 @@
         </w:rPr>
         <w:t>5.3. Уникальные особенности</w:t>
       </w:r>
-      <w:bookmarkEnd w:id="13"/>
-    </w:p>
-    <w:p>
-      <w:pPr>
-        <w:rPr>
-          <w:rFonts w:ascii="Times New Roman" w:hAnsi="Times New Roman" w:cs="Times New Roman"/>
-          <w:sz w:val="28"/>
-          <w:szCs w:val="28"/>
-        </w:rPr>
-      </w:pPr>
-      <w:r>
-        <w:rPr>
-          <w:rFonts w:ascii="Times New Roman" w:hAnsi="Times New Roman" w:cs="Times New Roman"/>
-          <w:sz w:val="28"/>
-          <w:szCs w:val="28"/>
-        </w:rPr>
-        <w:t>Гибридная работа: Онлайн + офлайн режимы</w:t>
+      <w:bookmarkEnd w:id="19"/>
+    </w:p>
+    <w:p>
+      <w:pPr>
+        <w:rPr>
+          <w:rFonts w:ascii="Times New Roman" w:hAnsi="Times New Roman" w:cs="Times New Roman"/>
+          <w:sz w:val="28"/>
+          <w:szCs w:val="28"/>
+        </w:rPr>
+      </w:pPr>
+      <w:r>
+        <w:rPr>
+          <w:rFonts w:ascii="Times New Roman" w:hAnsi="Times New Roman" w:cs="Times New Roman"/>
+          <w:sz w:val="28"/>
+          <w:szCs w:val="28"/>
+        </w:rPr>
+        <w:t>Гибридная работа</w:t>
+      </w:r>
+      <w:proofErr w:type="gramStart"/>
+      <w:r>
+        <w:rPr>
+          <w:rFonts w:ascii="Times New Roman" w:hAnsi="Times New Roman" w:cs="Times New Roman"/>
+          <w:sz w:val="28"/>
+          <w:szCs w:val="28"/>
+        </w:rPr>
+        <w:t>: Онлайн</w:t>
+      </w:r>
+      <w:proofErr w:type="gramEnd"/>
+      <w:r>
+        <w:rPr>
+          <w:rFonts w:ascii="Times New Roman" w:hAnsi="Times New Roman" w:cs="Times New Roman"/>
+          <w:sz w:val="28"/>
+          <w:szCs w:val="28"/>
+        </w:rPr>
+        <w:t xml:space="preserve"> + офлайн режимы</w:t>
       </w:r>
     </w:p>
     <w:p>
@@ -6447,7 +8008,7 @@
           <w:bCs/>
         </w:rPr>
       </w:pPr>
-      <w:bookmarkStart w:id="14" w:name="_Toc230636849"/>
+      <w:bookmarkStart w:id="20" w:name="_Toc230968439"/>
       <w:r>
         <w:rPr>
           <w:rFonts w:ascii="Times New Roman" w:hAnsi="Times New Roman" w:cs="Times New Roman"/>
@@ -6457,7 +8018,7 @@
         <w:lastRenderedPageBreak/>
         <w:t>6. ПРОЦЕСС РАЗРАБОТКИ</w:t>
       </w:r>
-      <w:bookmarkEnd w:id="14"/>
+      <w:bookmarkEnd w:id="20"/>
     </w:p>
     <w:p>
       <w:pPr>
@@ -6470,7 +8031,7 @@
           <w:szCs w:val="28"/>
         </w:rPr>
       </w:pPr>
-      <w:bookmarkStart w:id="15" w:name="_Toc230636850"/>
+      <w:bookmarkStart w:id="21" w:name="_Toc230968440"/>
       <w:r>
         <w:rPr>
           <w:rFonts w:ascii="Times New Roman" w:hAnsi="Times New Roman" w:cs="Times New Roman"/>
@@ -6481,7 +8042,7 @@
         </w:rPr>
         <w:t>6.1. Архитектура приложения</w:t>
       </w:r>
-      <w:bookmarkEnd w:id="15"/>
+      <w:bookmarkEnd w:id="21"/>
     </w:p>
     <w:p>
       <w:pPr>
@@ -6844,7 +8405,7 @@
           <w:szCs w:val="28"/>
         </w:rPr>
       </w:pPr>
-      <w:bookmarkStart w:id="16" w:name="_Toc230636851"/>
+      <w:bookmarkStart w:id="22" w:name="_Toc230968441"/>
       <w:r>
         <w:rPr>
           <w:rFonts w:ascii="Times New Roman" w:hAnsi="Times New Roman" w:cs="Times New Roman"/>
@@ -6855,7 +8416,7 @@
         </w:rPr>
         <w:t>6.2. Основные компоненты</w:t>
       </w:r>
-      <w:bookmarkEnd w:id="16"/>
+      <w:bookmarkEnd w:id="22"/>
     </w:p>
     <w:p>
       <w:pPr>
@@ -7179,7 +8740,18 @@
           <w:szCs w:val="18"/>
           <w:lang w:val="en-US" w:eastAsia="ru-RU"/>
         </w:rPr>
-        <w:t xml:space="preserve"> Text { </w:t>
+        <w:t xml:space="preserve"> Text </w:t>
+      </w:r>
+      <w:proofErr w:type="gramStart"/>
+      <w:r>
+        <w:rPr>
+          <w:rFonts w:ascii="Cascadia Mono" w:eastAsia="Times New Roman" w:hAnsi="Cascadia Mono" w:cs="Courier New"/>
+          <w:color w:val="000000"/>
+          <w:sz w:val="18"/>
+          <w:szCs w:val="18"/>
+          <w:lang w:val="en-US" w:eastAsia="ru-RU"/>
+        </w:rPr>
+        <w:t xml:space="preserve">{ </w:t>
       </w:r>
       <w:r>
         <w:rPr>
@@ -7191,6 +8763,7 @@
         </w:rPr>
         <w:t>get</w:t>
       </w:r>
+      <w:proofErr w:type="gramEnd"/>
       <w:r>
         <w:rPr>
           <w:rFonts w:ascii="Cascadia Mono" w:eastAsia="Times New Roman" w:hAnsi="Cascadia Mono" w:cs="Courier New"/>
@@ -7411,7 +8984,18 @@
           <w:szCs w:val="18"/>
           <w:lang w:val="en-US" w:eastAsia="ru-RU"/>
         </w:rPr>
-        <w:t xml:space="preserve"> Author { </w:t>
+        <w:t xml:space="preserve"> Author </w:t>
+      </w:r>
+      <w:proofErr w:type="gramStart"/>
+      <w:r>
+        <w:rPr>
+          <w:rFonts w:ascii="Cascadia Mono" w:eastAsia="Times New Roman" w:hAnsi="Cascadia Mono" w:cs="Courier New"/>
+          <w:color w:val="000000"/>
+          <w:sz w:val="18"/>
+          <w:szCs w:val="18"/>
+          <w:lang w:val="en-US" w:eastAsia="ru-RU"/>
+        </w:rPr>
+        <w:t xml:space="preserve">{ </w:t>
       </w:r>
       <w:r>
         <w:rPr>
@@ -7423,6 +9007,7 @@
         </w:rPr>
         <w:t>get</w:t>
       </w:r>
+      <w:proofErr w:type="gramEnd"/>
       <w:r>
         <w:rPr>
           <w:rFonts w:ascii="Cascadia Mono" w:eastAsia="Times New Roman" w:hAnsi="Cascadia Mono" w:cs="Courier New"/>
@@ -7641,9 +9226,19 @@
           <w:sz w:val="28"/>
           <w:szCs w:val="28"/>
         </w:rPr>
-        <w:t>quotes_storage.json</w:t>
+        <w:t>quotes_</w:t>
+      </w:r>
+      <w:proofErr w:type="gramStart"/>
+      <w:r>
+        <w:rPr>
+          <w:rFonts w:ascii="Times New Roman" w:hAnsi="Times New Roman" w:cs="Times New Roman"/>
+          <w:sz w:val="28"/>
+          <w:szCs w:val="28"/>
+        </w:rPr>
+        <w:t>storage.json</w:t>
       </w:r>
       <w:proofErr w:type="spellEnd"/>
+      <w:proofErr w:type="gramEnd"/>
     </w:p>
     <w:p>
       <w:pPr>
@@ -7921,7 +9516,7 @@
           <w:szCs w:val="28"/>
         </w:rPr>
       </w:pPr>
-      <w:bookmarkStart w:id="17" w:name="_Toc230636852"/>
+      <w:bookmarkStart w:id="23" w:name="_Toc230968442"/>
       <w:r>
         <w:rPr>
           <w:rFonts w:ascii="Times New Roman" w:hAnsi="Times New Roman" w:cs="Times New Roman"/>
@@ -7932,7 +9527,7 @@
         </w:rPr>
         <w:t>6.3. Этапы разработки</w:t>
       </w:r>
-      <w:bookmarkEnd w:id="17"/>
+      <w:bookmarkEnd w:id="23"/>
     </w:p>
     <w:p>
       <w:pPr>
@@ -8486,7 +10081,7 @@
           <w:szCs w:val="28"/>
         </w:rPr>
       </w:pPr>
-      <w:bookmarkStart w:id="18" w:name="_Toc230636853"/>
+      <w:bookmarkStart w:id="24" w:name="_Toc230968443"/>
       <w:r>
         <w:rPr>
           <w:rFonts w:ascii="Times New Roman" w:hAnsi="Times New Roman" w:cs="Times New Roman"/>
@@ -8497,7 +10092,7 @@
         </w:rPr>
         <w:t>6.4. Обработка ошибок</w:t>
       </w:r>
-      <w:bookmarkEnd w:id="18"/>
+      <w:bookmarkEnd w:id="24"/>
     </w:p>
     <w:p>
       <w:pPr>
@@ -8615,7 +10210,7 @@
           <w:szCs w:val="28"/>
         </w:rPr>
       </w:pPr>
-      <w:bookmarkStart w:id="19" w:name="_Toc230636854"/>
+      <w:bookmarkStart w:id="25" w:name="_Toc230968444"/>
       <w:r>
         <w:rPr>
           <w:rFonts w:ascii="Times New Roman" w:hAnsi="Times New Roman" w:cs="Times New Roman"/>
@@ -8627,7 +10222,7 @@
         <w:lastRenderedPageBreak/>
         <w:t>6.5. Оптимизации</w:t>
       </w:r>
-      <w:bookmarkEnd w:id="19"/>
+      <w:bookmarkEnd w:id="25"/>
     </w:p>
     <w:p>
       <w:pPr>
@@ -8763,7 +10358,7 @@
           <w:lang w:val="en-US"/>
         </w:rPr>
       </w:pPr>
-      <w:bookmarkStart w:id="20" w:name="_Toc230636855"/>
+      <w:bookmarkStart w:id="26" w:name="_Toc230968445"/>
       <w:r>
         <w:rPr>
           <w:rFonts w:ascii="Times New Roman" w:hAnsi="Times New Roman" w:cs="Times New Roman"/>
@@ -8774,7 +10369,7 @@
         <w:lastRenderedPageBreak/>
         <w:t>7. MVP (MINIMUM VIABLE PRODUCT)</w:t>
       </w:r>
-      <w:bookmarkEnd w:id="20"/>
+      <w:bookmarkEnd w:id="26"/>
     </w:p>
     <w:p>
       <w:pPr>
@@ -8798,7 +10393,7 @@
           <w:lang w:val="en-US"/>
         </w:rPr>
       </w:pPr>
-      <w:bookmarkStart w:id="21" w:name="_Toc230636856"/>
+      <w:bookmarkStart w:id="27" w:name="_Toc230968446"/>
       <w:r>
         <w:rPr>
           <w:rFonts w:ascii="Times New Roman" w:hAnsi="Times New Roman" w:cs="Times New Roman"/>
@@ -8831,7 +10426,7 @@
         </w:rPr>
         <w:t xml:space="preserve"> MVP</w:t>
       </w:r>
-      <w:bookmarkEnd w:id="21"/>
+      <w:bookmarkEnd w:id="27"/>
     </w:p>
     <w:p>
       <w:pPr>
@@ -8871,7 +10466,7 @@
           <w:szCs w:val="28"/>
         </w:rPr>
       </w:pPr>
-      <w:bookmarkStart w:id="22" w:name="_Toc230636857"/>
+      <w:bookmarkStart w:id="28" w:name="_Toc230968447"/>
       <w:r>
         <w:rPr>
           <w:rFonts w:ascii="Times New Roman" w:hAnsi="Times New Roman" w:cs="Times New Roman"/>
@@ -8882,7 +10477,7 @@
         </w:rPr>
         <w:t>7.2. Функции MVP</w:t>
       </w:r>
-      <w:bookmarkEnd w:id="22"/>
+      <w:bookmarkEnd w:id="28"/>
     </w:p>
     <w:p>
       <w:pPr>
@@ -8989,7 +10584,7 @@
           <w:szCs w:val="28"/>
         </w:rPr>
       </w:pPr>
-      <w:bookmarkStart w:id="23" w:name="_Toc230636858"/>
+      <w:bookmarkStart w:id="29" w:name="_Toc230968448"/>
       <w:r>
         <w:rPr>
           <w:rFonts w:ascii="Times New Roman" w:hAnsi="Times New Roman" w:cs="Times New Roman"/>
@@ -9000,7 +10595,7 @@
         </w:rPr>
         <w:t>7.3. Функции пост-MVP</w:t>
       </w:r>
-      <w:bookmarkEnd w:id="23"/>
+      <w:bookmarkEnd w:id="29"/>
       <w:r>
         <w:rPr>
           <w:rFonts w:ascii="Times New Roman" w:hAnsi="Times New Roman" w:cs="Times New Roman"/>
@@ -9143,7 +10738,7 @@
           <w:szCs w:val="28"/>
         </w:rPr>
       </w:pPr>
-      <w:bookmarkStart w:id="24" w:name="_Toc230636859"/>
+      <w:bookmarkStart w:id="30" w:name="_Toc230968449"/>
       <w:r>
         <w:rPr>
           <w:rFonts w:ascii="Times New Roman" w:hAnsi="Times New Roman" w:cs="Times New Roman"/>
@@ -9154,7 +10749,7 @@
         </w:rPr>
         <w:t>7.4. Критерии успеха MVP</w:t>
       </w:r>
-      <w:bookmarkEnd w:id="24"/>
+      <w:bookmarkEnd w:id="30"/>
     </w:p>
     <w:tbl>
       <w:tblPr>
@@ -9270,13 +10865,23 @@
                 <w:szCs w:val="28"/>
               </w:rPr>
             </w:pPr>
+            <w:proofErr w:type="gramStart"/>
             <w:r>
               <w:rPr>
                 <w:rFonts w:ascii="Times New Roman" w:hAnsi="Times New Roman" w:cs="Times New Roman"/>
                 <w:sz w:val="28"/>
                 <w:szCs w:val="28"/>
               </w:rPr>
-              <w:t>&lt; 3 сек</w:t>
+              <w:t>&lt; 3</w:t>
+            </w:r>
+            <w:proofErr w:type="gramEnd"/>
+            <w:r>
+              <w:rPr>
+                <w:rFonts w:ascii="Times New Roman" w:hAnsi="Times New Roman" w:cs="Times New Roman"/>
+                <w:sz w:val="28"/>
+                <w:szCs w:val="28"/>
+              </w:rPr>
+              <w:t xml:space="preserve"> сек</w:t>
             </w:r>
           </w:p>
         </w:tc>
@@ -9476,13 +11081,23 @@
                 <w:szCs w:val="28"/>
               </w:rPr>
             </w:pPr>
+            <w:proofErr w:type="gramStart"/>
             <w:r>
               <w:rPr>
                 <w:rFonts w:ascii="Times New Roman" w:hAnsi="Times New Roman" w:cs="Times New Roman"/>
                 <w:sz w:val="28"/>
                 <w:szCs w:val="28"/>
               </w:rPr>
-              <w:t>&lt; 1 мин на освоение</w:t>
+              <w:t>&lt; 1</w:t>
+            </w:r>
+            <w:proofErr w:type="gramEnd"/>
+            <w:r>
+              <w:rPr>
+                <w:rFonts w:ascii="Times New Roman" w:hAnsi="Times New Roman" w:cs="Times New Roman"/>
+                <w:sz w:val="28"/>
+                <w:szCs w:val="28"/>
+              </w:rPr>
+              <w:t xml:space="preserve"> мин на освоение</w:t>
             </w:r>
           </w:p>
         </w:tc>
@@ -9607,7 +11222,7 @@
           <w:szCs w:val="28"/>
         </w:rPr>
       </w:pPr>
-      <w:bookmarkStart w:id="25" w:name="_Toc230636860"/>
+      <w:bookmarkStart w:id="31" w:name="_Toc230968450"/>
       <w:r>
         <w:rPr>
           <w:rFonts w:ascii="Times New Roman" w:hAnsi="Times New Roman" w:cs="Times New Roman"/>
@@ -9619,7 +11234,7 @@
         <w:lastRenderedPageBreak/>
         <w:t>7.5. Критерии эффективности и метрики MVP</w:t>
       </w:r>
-      <w:bookmarkEnd w:id="25"/>
+      <w:bookmarkEnd w:id="31"/>
     </w:p>
     <w:p>
       <w:pPr>
@@ -9715,7 +11330,7 @@
           <w:bCs/>
         </w:rPr>
       </w:pPr>
-      <w:bookmarkStart w:id="26" w:name="_Toc230636861"/>
+      <w:bookmarkStart w:id="32" w:name="_Toc230968451"/>
       <w:r>
         <w:rPr>
           <w:rFonts w:ascii="Times New Roman" w:hAnsi="Times New Roman" w:cs="Times New Roman"/>
@@ -9725,7 +11340,7 @@
         <w:lastRenderedPageBreak/>
         <w:t>8. ПРИМЕР ИСПОЛЬЗОВАНИЯ</w:t>
       </w:r>
-      <w:bookmarkEnd w:id="26"/>
+      <w:bookmarkEnd w:id="32"/>
     </w:p>
     <w:p>
       <w:pPr>
@@ -9738,7 +11353,7 @@
           <w:szCs w:val="28"/>
         </w:rPr>
       </w:pPr>
-      <w:bookmarkStart w:id="27" w:name="_Toc230636862"/>
+      <w:bookmarkStart w:id="33" w:name="_Toc230968452"/>
       <w:r>
         <w:rPr>
           <w:rFonts w:ascii="Times New Roman" w:hAnsi="Times New Roman" w:cs="Times New Roman"/>
@@ -9749,7 +11364,7 @@
         </w:rPr>
         <w:t>8.1. Установка и запуск</w:t>
       </w:r>
-      <w:bookmarkEnd w:id="27"/>
+      <w:bookmarkEnd w:id="33"/>
     </w:p>
     <w:p>
       <w:pPr>
@@ -10102,7 +11717,7 @@
           <w:szCs w:val="28"/>
         </w:rPr>
       </w:pPr>
-      <w:bookmarkStart w:id="28" w:name="_Toc230636863"/>
+      <w:bookmarkStart w:id="34" w:name="_Toc230968453"/>
       <w:r>
         <w:rPr>
           <w:rFonts w:ascii="Times New Roman" w:hAnsi="Times New Roman" w:cs="Times New Roman"/>
@@ -10113,7 +11728,7 @@
         </w:rPr>
         <w:t>8.2. Сценарий 1: Первый запуск</w:t>
       </w:r>
-      <w:bookmarkEnd w:id="28"/>
+      <w:bookmarkEnd w:id="34"/>
       <w:r>
         <w:rPr>
           <w:rFonts w:ascii="Times New Roman" w:hAnsi="Times New Roman" w:cs="Times New Roman"/>
@@ -10247,7 +11862,7 @@
           <w:szCs w:val="28"/>
         </w:rPr>
       </w:pPr>
-      <w:bookmarkStart w:id="29" w:name="_Toc230636864"/>
+      <w:bookmarkStart w:id="35" w:name="_Toc230968454"/>
       <w:r>
         <w:rPr>
           <w:rFonts w:ascii="Times New Roman" w:hAnsi="Times New Roman" w:cs="Times New Roman"/>
@@ -10259,7 +11874,7 @@
         <w:lastRenderedPageBreak/>
         <w:t>8.3. Сценарий 2: Просмотр случайной цитаты</w:t>
       </w:r>
-      <w:bookmarkEnd w:id="29"/>
+      <w:bookmarkEnd w:id="35"/>
     </w:p>
     <w:p>
       <w:pPr>
@@ -10329,7 +11944,7 @@
           <w:lang w:val="en-US"/>
         </w:rPr>
       </w:pPr>
-      <w:bookmarkStart w:id="30" w:name="_Toc230636865"/>
+      <w:bookmarkStart w:id="36" w:name="_Toc230968455"/>
       <w:r>
         <w:rPr>
           <w:rFonts w:ascii="Times New Roman" w:hAnsi="Times New Roman" w:cs="Times New Roman"/>
@@ -10340,7 +11955,7 @@
         </w:rPr>
         <w:t>8.4. Сценарий 3: Поиск по ключевому слову</w:t>
       </w:r>
-      <w:bookmarkEnd w:id="30"/>
+      <w:bookmarkEnd w:id="36"/>
     </w:p>
     <w:p>
       <w:pPr>
@@ -10442,7 +12057,7 @@
           <w:szCs w:val="28"/>
         </w:rPr>
       </w:pPr>
-      <w:bookmarkStart w:id="31" w:name="_Toc230636866"/>
+      <w:bookmarkStart w:id="37" w:name="_Toc230968456"/>
       <w:r>
         <w:rPr>
           <w:rFonts w:ascii="Times New Roman" w:hAnsi="Times New Roman" w:cs="Times New Roman"/>
@@ -10454,7 +12069,7 @@
         <w:lastRenderedPageBreak/>
         <w:t>8.5. Сценарий 4: Игра "Угадай автора"</w:t>
       </w:r>
-      <w:bookmarkEnd w:id="31"/>
+      <w:bookmarkEnd w:id="37"/>
     </w:p>
     <w:p>
       <w:pPr>
@@ -10523,7 +12138,7 @@
           <w:szCs w:val="28"/>
         </w:rPr>
       </w:pPr>
-      <w:bookmarkStart w:id="32" w:name="_Toc230636867"/>
+      <w:bookmarkStart w:id="38" w:name="_Toc230968457"/>
       <w:r>
         <w:rPr>
           <w:rFonts w:ascii="Times New Roman" w:hAnsi="Times New Roman" w:cs="Times New Roman"/>
@@ -10534,7 +12149,7 @@
         </w:rPr>
         <w:t>8.6. Сценарий 5: Принудительное обновление</w:t>
       </w:r>
-      <w:bookmarkEnd w:id="32"/>
+      <w:bookmarkEnd w:id="38"/>
     </w:p>
     <w:p>
       <w:pPr>
@@ -10605,7 +12220,7 @@
           <w:szCs w:val="28"/>
         </w:rPr>
       </w:pPr>
-      <w:bookmarkStart w:id="33" w:name="_Toc230636868"/>
+      <w:bookmarkStart w:id="39" w:name="_Toc230968458"/>
       <w:r>
         <w:rPr>
           <w:rFonts w:ascii="Times New Roman" w:hAnsi="Times New Roman" w:cs="Times New Roman"/>
@@ -10617,7 +12232,7 @@
         <w:lastRenderedPageBreak/>
         <w:t>8.7. Сценарий 6: Работа без интернета</w:t>
       </w:r>
-      <w:bookmarkEnd w:id="33"/>
+      <w:bookmarkEnd w:id="39"/>
     </w:p>
     <w:p>
       <w:pPr>
@@ -10697,7 +12312,7 @@
           <w:szCs w:val="28"/>
         </w:rPr>
       </w:pPr>
-      <w:bookmarkStart w:id="34" w:name="_Toc230636869"/>
+      <w:bookmarkStart w:id="40" w:name="_Toc230968459"/>
       <w:r>
         <w:rPr>
           <w:rFonts w:ascii="Times New Roman" w:hAnsi="Times New Roman" w:cs="Times New Roman"/>
@@ -10708,7 +12323,7 @@
         </w:rPr>
         <w:t>8.8. Структура файла хранилища</w:t>
       </w:r>
-      <w:bookmarkEnd w:id="34"/>
+      <w:bookmarkEnd w:id="40"/>
     </w:p>
     <w:p>
       <w:pPr>
@@ -10729,9 +12344,21 @@
           <w:sz w:val="28"/>
           <w:szCs w:val="28"/>
         </w:rPr>
-        <w:t>quotes_storage.json</w:t>
+        <w:t>quotes_</w:t>
+      </w:r>
+      <w:proofErr w:type="gramStart"/>
+      <w:r>
+        <w:rPr>
+          <w:rFonts w:ascii="Times New Roman" w:hAnsi="Times New Roman" w:cs="Times New Roman"/>
+          <w:b/>
+          <w:bCs/>
+          <w:sz w:val="28"/>
+          <w:szCs w:val="28"/>
+        </w:rPr>
+        <w:t>storage.json</w:t>
       </w:r>
       <w:proofErr w:type="spellEnd"/>
+      <w:proofErr w:type="gramEnd"/>
       <w:r>
         <w:rPr>
           <w:rFonts w:ascii="Times New Roman" w:hAnsi="Times New Roman" w:cs="Times New Roman"/>
@@ -10749,13 +12376,15 @@
           <w:rFonts w:ascii="Times New Roman" w:hAnsi="Times New Roman" w:cs="Times New Roman"/>
           <w:sz w:val="28"/>
           <w:szCs w:val="28"/>
-        </w:rPr>
-      </w:pPr>
-      <w:r>
-        <w:rPr>
-          <w:rFonts w:ascii="Times New Roman" w:hAnsi="Times New Roman" w:cs="Times New Roman"/>
-          <w:sz w:val="28"/>
-          <w:szCs w:val="28"/>
+          <w:lang w:val="en-US"/>
+        </w:rPr>
+      </w:pPr>
+      <w:r>
+        <w:rPr>
+          <w:rFonts w:ascii="Times New Roman" w:hAnsi="Times New Roman" w:cs="Times New Roman"/>
+          <w:sz w:val="28"/>
+          <w:szCs w:val="28"/>
+          <w:lang w:val="en-US"/>
         </w:rPr>
         <w:t>[</w:t>
       </w:r>
@@ -10774,6 +12403,7 @@
           <w:rFonts w:ascii="Times New Roman" w:hAnsi="Times New Roman" w:cs="Times New Roman"/>
           <w:sz w:val="28"/>
           <w:szCs w:val="28"/>
+          <w:lang w:val="en-US"/>
         </w:rPr>
         <w:t xml:space="preserve">  </w:t>
       </w:r>
@@ -10928,7 +12558,7 @@
           <w:bCs/>
         </w:rPr>
       </w:pPr>
-      <w:bookmarkStart w:id="35" w:name="_Toc230636870"/>
+      <w:bookmarkStart w:id="41" w:name="_Toc230968460"/>
       <w:r>
         <w:rPr>
           <w:rFonts w:ascii="Times New Roman" w:hAnsi="Times New Roman" w:cs="Times New Roman"/>
@@ -10938,7 +12568,7 @@
         <w:lastRenderedPageBreak/>
         <w:t>9. ЗАКЛЮЧЕНИЕ</w:t>
       </w:r>
-      <w:bookmarkEnd w:id="35"/>
+      <w:bookmarkEnd w:id="41"/>
     </w:p>
     <w:p>
       <w:pPr>
@@ -10960,7 +12590,7 @@
           <w:szCs w:val="28"/>
         </w:rPr>
       </w:pPr>
-      <w:bookmarkStart w:id="36" w:name="_Toc230636871"/>
+      <w:bookmarkStart w:id="42" w:name="_Toc230968461"/>
       <w:r>
         <w:rPr>
           <w:rFonts w:ascii="Times New Roman" w:hAnsi="Times New Roman" w:cs="Times New Roman"/>
@@ -10971,7 +12601,7 @@
         </w:rPr>
         <w:t>9.1. Итоги разработки</w:t>
       </w:r>
-      <w:bookmarkEnd w:id="36"/>
+      <w:bookmarkEnd w:id="42"/>
     </w:p>
     <w:p>
       <w:pPr>
@@ -11028,7 +12658,7 @@
           <w:szCs w:val="28"/>
         </w:rPr>
       </w:pPr>
-      <w:bookmarkStart w:id="37" w:name="_Toc230636872"/>
+      <w:bookmarkStart w:id="43" w:name="_Toc230968462"/>
       <w:r>
         <w:rPr>
           <w:rFonts w:ascii="Times New Roman" w:hAnsi="Times New Roman" w:cs="Times New Roman"/>
@@ -11039,7 +12669,7 @@
         </w:rPr>
         <w:t>9.2. Технические особенности проекта</w:t>
       </w:r>
-      <w:bookmarkEnd w:id="37"/>
+      <w:bookmarkEnd w:id="43"/>
     </w:p>
     <w:p>
       <w:pPr>
@@ -11150,7 +12780,7 @@
           <w:szCs w:val="28"/>
         </w:rPr>
       </w:pPr>
-      <w:bookmarkStart w:id="38" w:name="_Toc230636873"/>
+      <w:bookmarkStart w:id="44" w:name="_Toc230968463"/>
       <w:r>
         <w:rPr>
           <w:rFonts w:ascii="Times New Roman" w:hAnsi="Times New Roman" w:cs="Times New Roman"/>
@@ -11161,7 +12791,7 @@
         </w:rPr>
         <w:t>9.3. Практическая ценность</w:t>
       </w:r>
-      <w:bookmarkEnd w:id="38"/>
+      <w:bookmarkEnd w:id="44"/>
     </w:p>
     <w:p>
       <w:pPr>
@@ -11202,7 +12832,7 @@
           <w:szCs w:val="28"/>
         </w:rPr>
       </w:pPr>
-      <w:bookmarkStart w:id="39" w:name="_Toc230636874"/>
+      <w:bookmarkStart w:id="45" w:name="_Toc230968464"/>
       <w:r>
         <w:rPr>
           <w:rFonts w:ascii="Times New Roman" w:hAnsi="Times New Roman" w:cs="Times New Roman"/>
@@ -11213,7 +12843,7 @@
         </w:rPr>
         <w:t>9.4. План дальнейшего развития проекта</w:t>
       </w:r>
-      <w:bookmarkEnd w:id="39"/>
+      <w:bookmarkEnd w:id="45"/>
     </w:p>
     <w:p>
       <w:pPr>
@@ -11553,6 +13183,119 @@
     </w:lvl>
   </w:abstractNum>
   <w:abstractNum w:abstractNumId="1" w15:restartNumberingAfterBreak="0">
+    <w:nsid w:val="0C820005"/>
+    <w:multiLevelType w:val="hybridMultilevel"/>
+    <w:tmpl w:val="CC267B5A"/>
+    <w:lvl w:ilvl="0" w:tplc="04190001">
+      <w:start w:val="1"/>
+      <w:numFmt w:val="bullet"/>
+      <w:lvlText w:val=""/>
+      <w:lvlJc w:val="left"/>
+      <w:pPr>
+        <w:ind w:left="720" w:hanging="360"/>
+      </w:pPr>
+      <w:rPr>
+        <w:rFonts w:ascii="Symbol" w:hAnsi="Symbol" w:hint="default"/>
+      </w:rPr>
+    </w:lvl>
+    <w:lvl w:ilvl="1" w:tplc="04190003" w:tentative="1">
+      <w:start w:val="1"/>
+      <w:numFmt w:val="bullet"/>
+      <w:lvlText w:val="o"/>
+      <w:lvlJc w:val="left"/>
+      <w:pPr>
+        <w:ind w:left="1440" w:hanging="360"/>
+      </w:pPr>
+      <w:rPr>
+        <w:rFonts w:ascii="Courier New" w:hAnsi="Courier New" w:cs="Courier New" w:hint="default"/>
+      </w:rPr>
+    </w:lvl>
+    <w:lvl w:ilvl="2" w:tplc="04190005" w:tentative="1">
+      <w:start w:val="1"/>
+      <w:numFmt w:val="bullet"/>
+      <w:lvlText w:val=""/>
+      <w:lvlJc w:val="left"/>
+      <w:pPr>
+        <w:ind w:left="2160" w:hanging="360"/>
+      </w:pPr>
+      <w:rPr>
+        <w:rFonts w:ascii="Wingdings" w:hAnsi="Wingdings" w:hint="default"/>
+      </w:rPr>
+    </w:lvl>
+    <w:lvl w:ilvl="3" w:tplc="04190001" w:tentative="1">
+      <w:start w:val="1"/>
+      <w:numFmt w:val="bullet"/>
+      <w:lvlText w:val=""/>
+      <w:lvlJc w:val="left"/>
+      <w:pPr>
+        <w:ind w:left="2880" w:hanging="360"/>
+      </w:pPr>
+      <w:rPr>
+        <w:rFonts w:ascii="Symbol" w:hAnsi="Symbol" w:hint="default"/>
+      </w:rPr>
+    </w:lvl>
+    <w:lvl w:ilvl="4" w:tplc="04190003" w:tentative="1">
+      <w:start w:val="1"/>
+      <w:numFmt w:val="bullet"/>
+      <w:lvlText w:val="o"/>
+      <w:lvlJc w:val="left"/>
+      <w:pPr>
+        <w:ind w:left="3600" w:hanging="360"/>
+      </w:pPr>
+      <w:rPr>
+        <w:rFonts w:ascii="Courier New" w:hAnsi="Courier New" w:cs="Courier New" w:hint="default"/>
+      </w:rPr>
+    </w:lvl>
+    <w:lvl w:ilvl="5" w:tplc="04190005" w:tentative="1">
+      <w:start w:val="1"/>
+      <w:numFmt w:val="bullet"/>
+      <w:lvlText w:val=""/>
+      <w:lvlJc w:val="left"/>
+      <w:pPr>
+        <w:ind w:left="4320" w:hanging="360"/>
+      </w:pPr>
+      <w:rPr>
+        <w:rFonts w:ascii="Wingdings" w:hAnsi="Wingdings" w:hint="default"/>
+      </w:rPr>
+    </w:lvl>
+    <w:lvl w:ilvl="6" w:tplc="04190001" w:tentative="1">
+      <w:start w:val="1"/>
+      <w:numFmt w:val="bullet"/>
+      <w:lvlText w:val=""/>
+      <w:lvlJc w:val="left"/>
+      <w:pPr>
+        <w:ind w:left="5040" w:hanging="360"/>
+      </w:pPr>
+      <w:rPr>
+        <w:rFonts w:ascii="Symbol" w:hAnsi="Symbol" w:hint="default"/>
+      </w:rPr>
+    </w:lvl>
+    <w:lvl w:ilvl="7" w:tplc="04190003" w:tentative="1">
+      <w:start w:val="1"/>
+      <w:numFmt w:val="bullet"/>
+      <w:lvlText w:val="o"/>
+      <w:lvlJc w:val="left"/>
+      <w:pPr>
+        <w:ind w:left="5760" w:hanging="360"/>
+      </w:pPr>
+      <w:rPr>
+        <w:rFonts w:ascii="Courier New" w:hAnsi="Courier New" w:cs="Courier New" w:hint="default"/>
+      </w:rPr>
+    </w:lvl>
+    <w:lvl w:ilvl="8" w:tplc="04190005" w:tentative="1">
+      <w:start w:val="1"/>
+      <w:numFmt w:val="bullet"/>
+      <w:lvlText w:val=""/>
+      <w:lvlJc w:val="left"/>
+      <w:pPr>
+        <w:ind w:left="6480" w:hanging="360"/>
+      </w:pPr>
+      <w:rPr>
+        <w:rFonts w:ascii="Wingdings" w:hAnsi="Wingdings" w:hint="default"/>
+      </w:rPr>
+    </w:lvl>
+  </w:abstractNum>
+  <w:abstractNum w:abstractNumId="2" w15:restartNumberingAfterBreak="0">
     <w:nsid w:val="189D013A"/>
     <w:multiLevelType w:val="hybridMultilevel"/>
     <w:tmpl w:val="7B5608D0"/>
@@ -11665,7 +13408,120 @@
       </w:rPr>
     </w:lvl>
   </w:abstractNum>
-  <w:abstractNum w:abstractNumId="2" w15:restartNumberingAfterBreak="0">
+  <w:abstractNum w:abstractNumId="3" w15:restartNumberingAfterBreak="0">
+    <w:nsid w:val="214D2D9A"/>
+    <w:multiLevelType w:val="hybridMultilevel"/>
+    <w:tmpl w:val="5DA03404"/>
+    <w:lvl w:ilvl="0" w:tplc="04190001">
+      <w:start w:val="1"/>
+      <w:numFmt w:val="bullet"/>
+      <w:lvlText w:val=""/>
+      <w:lvlJc w:val="left"/>
+      <w:pPr>
+        <w:ind w:left="720" w:hanging="360"/>
+      </w:pPr>
+      <w:rPr>
+        <w:rFonts w:ascii="Symbol" w:hAnsi="Symbol" w:hint="default"/>
+      </w:rPr>
+    </w:lvl>
+    <w:lvl w:ilvl="1" w:tplc="04190003" w:tentative="1">
+      <w:start w:val="1"/>
+      <w:numFmt w:val="bullet"/>
+      <w:lvlText w:val="o"/>
+      <w:lvlJc w:val="left"/>
+      <w:pPr>
+        <w:ind w:left="1440" w:hanging="360"/>
+      </w:pPr>
+      <w:rPr>
+        <w:rFonts w:ascii="Courier New" w:hAnsi="Courier New" w:cs="Courier New" w:hint="default"/>
+      </w:rPr>
+    </w:lvl>
+    <w:lvl w:ilvl="2" w:tplc="04190005" w:tentative="1">
+      <w:start w:val="1"/>
+      <w:numFmt w:val="bullet"/>
+      <w:lvlText w:val=""/>
+      <w:lvlJc w:val="left"/>
+      <w:pPr>
+        <w:ind w:left="2160" w:hanging="360"/>
+      </w:pPr>
+      <w:rPr>
+        <w:rFonts w:ascii="Wingdings" w:hAnsi="Wingdings" w:hint="default"/>
+      </w:rPr>
+    </w:lvl>
+    <w:lvl w:ilvl="3" w:tplc="04190001" w:tentative="1">
+      <w:start w:val="1"/>
+      <w:numFmt w:val="bullet"/>
+      <w:lvlText w:val=""/>
+      <w:lvlJc w:val="left"/>
+      <w:pPr>
+        <w:ind w:left="2880" w:hanging="360"/>
+      </w:pPr>
+      <w:rPr>
+        <w:rFonts w:ascii="Symbol" w:hAnsi="Symbol" w:hint="default"/>
+      </w:rPr>
+    </w:lvl>
+    <w:lvl w:ilvl="4" w:tplc="04190003" w:tentative="1">
+      <w:start w:val="1"/>
+      <w:numFmt w:val="bullet"/>
+      <w:lvlText w:val="o"/>
+      <w:lvlJc w:val="left"/>
+      <w:pPr>
+        <w:ind w:left="3600" w:hanging="360"/>
+      </w:pPr>
+      <w:rPr>
+        <w:rFonts w:ascii="Courier New" w:hAnsi="Courier New" w:cs="Courier New" w:hint="default"/>
+      </w:rPr>
+    </w:lvl>
+    <w:lvl w:ilvl="5" w:tplc="04190005" w:tentative="1">
+      <w:start w:val="1"/>
+      <w:numFmt w:val="bullet"/>
+      <w:lvlText w:val=""/>
+      <w:lvlJc w:val="left"/>
+      <w:pPr>
+        <w:ind w:left="4320" w:hanging="360"/>
+      </w:pPr>
+      <w:rPr>
+        <w:rFonts w:ascii="Wingdings" w:hAnsi="Wingdings" w:hint="default"/>
+      </w:rPr>
+    </w:lvl>
+    <w:lvl w:ilvl="6" w:tplc="04190001" w:tentative="1">
+      <w:start w:val="1"/>
+      <w:numFmt w:val="bullet"/>
+      <w:lvlText w:val=""/>
+      <w:lvlJc w:val="left"/>
+      <w:pPr>
+        <w:ind w:left="5040" w:hanging="360"/>
+      </w:pPr>
+      <w:rPr>
+        <w:rFonts w:ascii="Symbol" w:hAnsi="Symbol" w:hint="default"/>
+      </w:rPr>
+    </w:lvl>
+    <w:lvl w:ilvl="7" w:tplc="04190003" w:tentative="1">
+      <w:start w:val="1"/>
+      <w:numFmt w:val="bullet"/>
+      <w:lvlText w:val="o"/>
+      <w:lvlJc w:val="left"/>
+      <w:pPr>
+        <w:ind w:left="5760" w:hanging="360"/>
+      </w:pPr>
+      <w:rPr>
+        <w:rFonts w:ascii="Courier New" w:hAnsi="Courier New" w:cs="Courier New" w:hint="default"/>
+      </w:rPr>
+    </w:lvl>
+    <w:lvl w:ilvl="8" w:tplc="04190005" w:tentative="1">
+      <w:start w:val="1"/>
+      <w:numFmt w:val="bullet"/>
+      <w:lvlText w:val=""/>
+      <w:lvlJc w:val="left"/>
+      <w:pPr>
+        <w:ind w:left="6480" w:hanging="360"/>
+      </w:pPr>
+      <w:rPr>
+        <w:rFonts w:ascii="Wingdings" w:hAnsi="Wingdings" w:hint="default"/>
+      </w:rPr>
+    </w:lvl>
+  </w:abstractNum>
+  <w:abstractNum w:abstractNumId="4" w15:restartNumberingAfterBreak="0">
     <w:nsid w:val="25BA00F0"/>
     <w:multiLevelType w:val="hybridMultilevel"/>
     <w:tmpl w:val="3182C39A"/>
@@ -11778,7 +13634,120 @@
       </w:rPr>
     </w:lvl>
   </w:abstractNum>
-  <w:abstractNum w:abstractNumId="3" w15:restartNumberingAfterBreak="0">
+  <w:abstractNum w:abstractNumId="5" w15:restartNumberingAfterBreak="0">
+    <w:nsid w:val="30D51667"/>
+    <w:multiLevelType w:val="hybridMultilevel"/>
+    <w:tmpl w:val="2524336E"/>
+    <w:lvl w:ilvl="0" w:tplc="04190001">
+      <w:start w:val="1"/>
+      <w:numFmt w:val="bullet"/>
+      <w:lvlText w:val=""/>
+      <w:lvlJc w:val="left"/>
+      <w:pPr>
+        <w:ind w:left="720" w:hanging="360"/>
+      </w:pPr>
+      <w:rPr>
+        <w:rFonts w:ascii="Symbol" w:hAnsi="Symbol" w:hint="default"/>
+      </w:rPr>
+    </w:lvl>
+    <w:lvl w:ilvl="1" w:tplc="04190003" w:tentative="1">
+      <w:start w:val="1"/>
+      <w:numFmt w:val="bullet"/>
+      <w:lvlText w:val="o"/>
+      <w:lvlJc w:val="left"/>
+      <w:pPr>
+        <w:ind w:left="1440" w:hanging="360"/>
+      </w:pPr>
+      <w:rPr>
+        <w:rFonts w:ascii="Courier New" w:hAnsi="Courier New" w:cs="Courier New" w:hint="default"/>
+      </w:rPr>
+    </w:lvl>
+    <w:lvl w:ilvl="2" w:tplc="04190005" w:tentative="1">
+      <w:start w:val="1"/>
+      <w:numFmt w:val="bullet"/>
+      <w:lvlText w:val=""/>
+      <w:lvlJc w:val="left"/>
+      <w:pPr>
+        <w:ind w:left="2160" w:hanging="360"/>
+      </w:pPr>
+      <w:rPr>
+        <w:rFonts w:ascii="Wingdings" w:hAnsi="Wingdings" w:hint="default"/>
+      </w:rPr>
+    </w:lvl>
+    <w:lvl w:ilvl="3" w:tplc="04190001" w:tentative="1">
+      <w:start w:val="1"/>
+      <w:numFmt w:val="bullet"/>
+      <w:lvlText w:val=""/>
+      <w:lvlJc w:val="left"/>
+      <w:pPr>
+        <w:ind w:left="2880" w:hanging="360"/>
+      </w:pPr>
+      <w:rPr>
+        <w:rFonts w:ascii="Symbol" w:hAnsi="Symbol" w:hint="default"/>
+      </w:rPr>
+    </w:lvl>
+    <w:lvl w:ilvl="4" w:tplc="04190003" w:tentative="1">
+      <w:start w:val="1"/>
+      <w:numFmt w:val="bullet"/>
+      <w:lvlText w:val="o"/>
+      <w:lvlJc w:val="left"/>
+      <w:pPr>
+        <w:ind w:left="3600" w:hanging="360"/>
+      </w:pPr>
+      <w:rPr>
+        <w:rFonts w:ascii="Courier New" w:hAnsi="Courier New" w:cs="Courier New" w:hint="default"/>
+      </w:rPr>
+    </w:lvl>
+    <w:lvl w:ilvl="5" w:tplc="04190005" w:tentative="1">
+      <w:start w:val="1"/>
+      <w:numFmt w:val="bullet"/>
+      <w:lvlText w:val=""/>
+      <w:lvlJc w:val="left"/>
+      <w:pPr>
+        <w:ind w:left="4320" w:hanging="360"/>
+      </w:pPr>
+      <w:rPr>
+        <w:rFonts w:ascii="Wingdings" w:hAnsi="Wingdings" w:hint="default"/>
+      </w:rPr>
+    </w:lvl>
+    <w:lvl w:ilvl="6" w:tplc="04190001" w:tentative="1">
+      <w:start w:val="1"/>
+      <w:numFmt w:val="bullet"/>
+      <w:lvlText w:val=""/>
+      <w:lvlJc w:val="left"/>
+      <w:pPr>
+        <w:ind w:left="5040" w:hanging="360"/>
+      </w:pPr>
+      <w:rPr>
+        <w:rFonts w:ascii="Symbol" w:hAnsi="Symbol" w:hint="default"/>
+      </w:rPr>
+    </w:lvl>
+    <w:lvl w:ilvl="7" w:tplc="04190003" w:tentative="1">
+      <w:start w:val="1"/>
+      <w:numFmt w:val="bullet"/>
+      <w:lvlText w:val="o"/>
+      <w:lvlJc w:val="left"/>
+      <w:pPr>
+        <w:ind w:left="5760" w:hanging="360"/>
+      </w:pPr>
+      <w:rPr>
+        <w:rFonts w:ascii="Courier New" w:hAnsi="Courier New" w:cs="Courier New" w:hint="default"/>
+      </w:rPr>
+    </w:lvl>
+    <w:lvl w:ilvl="8" w:tplc="04190005" w:tentative="1">
+      <w:start w:val="1"/>
+      <w:numFmt w:val="bullet"/>
+      <w:lvlText w:val=""/>
+      <w:lvlJc w:val="left"/>
+      <w:pPr>
+        <w:ind w:left="6480" w:hanging="360"/>
+      </w:pPr>
+      <w:rPr>
+        <w:rFonts w:ascii="Wingdings" w:hAnsi="Wingdings" w:hint="default"/>
+      </w:rPr>
+    </w:lvl>
+  </w:abstractNum>
+  <w:abstractNum w:abstractNumId="6" w15:restartNumberingAfterBreak="0">
     <w:nsid w:val="3D146E70"/>
     <w:multiLevelType w:val="hybridMultilevel"/>
     <w:tmpl w:val="352C304E"/>
@@ -11891,7 +13860,7 @@
       </w:rPr>
     </w:lvl>
   </w:abstractNum>
-  <w:abstractNum w:abstractNumId="4" w15:restartNumberingAfterBreak="0">
+  <w:abstractNum w:abstractNumId="7" w15:restartNumberingAfterBreak="0">
     <w:nsid w:val="3E587FE0"/>
     <w:multiLevelType w:val="hybridMultilevel"/>
     <w:tmpl w:val="F30A8EE2"/>
@@ -12004,7 +13973,7 @@
       </w:rPr>
     </w:lvl>
   </w:abstractNum>
-  <w:abstractNum w:abstractNumId="5" w15:restartNumberingAfterBreak="0">
+  <w:abstractNum w:abstractNumId="8" w15:restartNumberingAfterBreak="0">
     <w:nsid w:val="423C3B43"/>
     <w:multiLevelType w:val="hybridMultilevel"/>
     <w:tmpl w:val="77CAF4D8"/>
@@ -12117,7 +14086,120 @@
       </w:rPr>
     </w:lvl>
   </w:abstractNum>
-  <w:abstractNum w:abstractNumId="6" w15:restartNumberingAfterBreak="0">
+  <w:abstractNum w:abstractNumId="9" w15:restartNumberingAfterBreak="0">
+    <w:nsid w:val="454F2005"/>
+    <w:multiLevelType w:val="hybridMultilevel"/>
+    <w:tmpl w:val="134482C8"/>
+    <w:lvl w:ilvl="0" w:tplc="04190001">
+      <w:start w:val="1"/>
+      <w:numFmt w:val="bullet"/>
+      <w:lvlText w:val=""/>
+      <w:lvlJc w:val="left"/>
+      <w:pPr>
+        <w:ind w:left="720" w:hanging="360"/>
+      </w:pPr>
+      <w:rPr>
+        <w:rFonts w:ascii="Symbol" w:hAnsi="Symbol" w:hint="default"/>
+      </w:rPr>
+    </w:lvl>
+    <w:lvl w:ilvl="1" w:tplc="04190003" w:tentative="1">
+      <w:start w:val="1"/>
+      <w:numFmt w:val="bullet"/>
+      <w:lvlText w:val="o"/>
+      <w:lvlJc w:val="left"/>
+      <w:pPr>
+        <w:ind w:left="1440" w:hanging="360"/>
+      </w:pPr>
+      <w:rPr>
+        <w:rFonts w:ascii="Courier New" w:hAnsi="Courier New" w:cs="Courier New" w:hint="default"/>
+      </w:rPr>
+    </w:lvl>
+    <w:lvl w:ilvl="2" w:tplc="04190005" w:tentative="1">
+      <w:start w:val="1"/>
+      <w:numFmt w:val="bullet"/>
+      <w:lvlText w:val=""/>
+      <w:lvlJc w:val="left"/>
+      <w:pPr>
+        <w:ind w:left="2160" w:hanging="360"/>
+      </w:pPr>
+      <w:rPr>
+        <w:rFonts w:ascii="Wingdings" w:hAnsi="Wingdings" w:hint="default"/>
+      </w:rPr>
+    </w:lvl>
+    <w:lvl w:ilvl="3" w:tplc="04190001" w:tentative="1">
+      <w:start w:val="1"/>
+      <w:numFmt w:val="bullet"/>
+      <w:lvlText w:val=""/>
+      <w:lvlJc w:val="left"/>
+      <w:pPr>
+        <w:ind w:left="2880" w:hanging="360"/>
+      </w:pPr>
+      <w:rPr>
+        <w:rFonts w:ascii="Symbol" w:hAnsi="Symbol" w:hint="default"/>
+      </w:rPr>
+    </w:lvl>
+    <w:lvl w:ilvl="4" w:tplc="04190003" w:tentative="1">
+      <w:start w:val="1"/>
+      <w:numFmt w:val="bullet"/>
+      <w:lvlText w:val="o"/>
+      <w:lvlJc w:val="left"/>
+      <w:pPr>
+        <w:ind w:left="3600" w:hanging="360"/>
+      </w:pPr>
+      <w:rPr>
+        <w:rFonts w:ascii="Courier New" w:hAnsi="Courier New" w:cs="Courier New" w:hint="default"/>
+      </w:rPr>
+    </w:lvl>
+    <w:lvl w:ilvl="5" w:tplc="04190005" w:tentative="1">
+      <w:start w:val="1"/>
+      <w:numFmt w:val="bullet"/>
+      <w:lvlText w:val=""/>
+      <w:lvlJc w:val="left"/>
+      <w:pPr>
+        <w:ind w:left="4320" w:hanging="360"/>
+      </w:pPr>
+      <w:rPr>
+        <w:rFonts w:ascii="Wingdings" w:hAnsi="Wingdings" w:hint="default"/>
+      </w:rPr>
+    </w:lvl>
+    <w:lvl w:ilvl="6" w:tplc="04190001" w:tentative="1">
+      <w:start w:val="1"/>
+      <w:numFmt w:val="bullet"/>
+      <w:lvlText w:val=""/>
+      <w:lvlJc w:val="left"/>
+      <w:pPr>
+        <w:ind w:left="5040" w:hanging="360"/>
+      </w:pPr>
+      <w:rPr>
+        <w:rFonts w:ascii="Symbol" w:hAnsi="Symbol" w:hint="default"/>
+      </w:rPr>
+    </w:lvl>
+    <w:lvl w:ilvl="7" w:tplc="04190003" w:tentative="1">
+      <w:start w:val="1"/>
+      <w:numFmt w:val="bullet"/>
+      <w:lvlText w:val="o"/>
+      <w:lvlJc w:val="left"/>
+      <w:pPr>
+        <w:ind w:left="5760" w:hanging="360"/>
+      </w:pPr>
+      <w:rPr>
+        <w:rFonts w:ascii="Courier New" w:hAnsi="Courier New" w:cs="Courier New" w:hint="default"/>
+      </w:rPr>
+    </w:lvl>
+    <w:lvl w:ilvl="8" w:tplc="04190005" w:tentative="1">
+      <w:start w:val="1"/>
+      <w:numFmt w:val="bullet"/>
+      <w:lvlText w:val=""/>
+      <w:lvlJc w:val="left"/>
+      <w:pPr>
+        <w:ind w:left="6480" w:hanging="360"/>
+      </w:pPr>
+      <w:rPr>
+        <w:rFonts w:ascii="Wingdings" w:hAnsi="Wingdings" w:hint="default"/>
+      </w:rPr>
+    </w:lvl>
+  </w:abstractNum>
+  <w:abstractNum w:abstractNumId="10" w15:restartNumberingAfterBreak="0">
     <w:nsid w:val="45D36370"/>
     <w:multiLevelType w:val="hybridMultilevel"/>
     <w:tmpl w:val="22989CCE"/>
@@ -12230,7 +14312,7 @@
       </w:rPr>
     </w:lvl>
   </w:abstractNum>
-  <w:abstractNum w:abstractNumId="7" w15:restartNumberingAfterBreak="0">
+  <w:abstractNum w:abstractNumId="11" w15:restartNumberingAfterBreak="0">
     <w:nsid w:val="4AB24612"/>
     <w:multiLevelType w:val="hybridMultilevel"/>
     <w:tmpl w:val="E6C6E15E"/>
@@ -12343,7 +14425,7 @@
       </w:rPr>
     </w:lvl>
   </w:abstractNum>
-  <w:abstractNum w:abstractNumId="8" w15:restartNumberingAfterBreak="0">
+  <w:abstractNum w:abstractNumId="12" w15:restartNumberingAfterBreak="0">
     <w:nsid w:val="4C1F75EE"/>
     <w:multiLevelType w:val="hybridMultilevel"/>
     <w:tmpl w:val="D6982ED0"/>
@@ -12456,7 +14538,7 @@
       </w:rPr>
     </w:lvl>
   </w:abstractNum>
-  <w:abstractNum w:abstractNumId="9" w15:restartNumberingAfterBreak="0">
+  <w:abstractNum w:abstractNumId="13" w15:restartNumberingAfterBreak="0">
     <w:nsid w:val="4F1F0DB6"/>
     <w:multiLevelType w:val="hybridMultilevel"/>
     <w:tmpl w:val="65ECAC16"/>
@@ -12569,7 +14651,7 @@
       </w:rPr>
     </w:lvl>
   </w:abstractNum>
-  <w:abstractNum w:abstractNumId="10" w15:restartNumberingAfterBreak="0">
+  <w:abstractNum w:abstractNumId="14" w15:restartNumberingAfterBreak="0">
     <w:nsid w:val="578A232C"/>
     <w:multiLevelType w:val="hybridMultilevel"/>
     <w:tmpl w:val="0E645BB8"/>
@@ -12655,7 +14737,7 @@
       </w:pPr>
     </w:lvl>
   </w:abstractNum>
-  <w:abstractNum w:abstractNumId="11" w15:restartNumberingAfterBreak="0">
+  <w:abstractNum w:abstractNumId="15" w15:restartNumberingAfterBreak="0">
     <w:nsid w:val="59F2739C"/>
     <w:multiLevelType w:val="hybridMultilevel"/>
     <w:tmpl w:val="FD7E7F1E"/>
@@ -12768,7 +14850,7 @@
       </w:rPr>
     </w:lvl>
   </w:abstractNum>
-  <w:abstractNum w:abstractNumId="12" w15:restartNumberingAfterBreak="0">
+  <w:abstractNum w:abstractNumId="16" w15:restartNumberingAfterBreak="0">
     <w:nsid w:val="5FBA336A"/>
     <w:multiLevelType w:val="hybridMultilevel"/>
     <w:tmpl w:val="2804ACCC"/>
@@ -12881,7 +14963,7 @@
       </w:rPr>
     </w:lvl>
   </w:abstractNum>
-  <w:abstractNum w:abstractNumId="13" w15:restartNumberingAfterBreak="0">
+  <w:abstractNum w:abstractNumId="17" w15:restartNumberingAfterBreak="0">
     <w:nsid w:val="60F02418"/>
     <w:multiLevelType w:val="hybridMultilevel"/>
     <w:tmpl w:val="DA688800"/>
@@ -12994,7 +15076,7 @@
       </w:rPr>
     </w:lvl>
   </w:abstractNum>
-  <w:abstractNum w:abstractNumId="14" w15:restartNumberingAfterBreak="0">
+  <w:abstractNum w:abstractNumId="18" w15:restartNumberingAfterBreak="0">
     <w:nsid w:val="68670D2D"/>
     <w:multiLevelType w:val="hybridMultilevel"/>
     <w:tmpl w:val="37681D9A"/>
@@ -13107,7 +15189,7 @@
       </w:rPr>
     </w:lvl>
   </w:abstractNum>
-  <w:abstractNum w:abstractNumId="15" w15:restartNumberingAfterBreak="0">
+  <w:abstractNum w:abstractNumId="19" w15:restartNumberingAfterBreak="0">
     <w:nsid w:val="6AB871DF"/>
     <w:multiLevelType w:val="hybridMultilevel"/>
     <w:tmpl w:val="CC8482DC"/>
@@ -13220,7 +15302,120 @@
       </w:rPr>
     </w:lvl>
   </w:abstractNum>
-  <w:abstractNum w:abstractNumId="16" w15:restartNumberingAfterBreak="0">
+  <w:abstractNum w:abstractNumId="20" w15:restartNumberingAfterBreak="0">
+    <w:nsid w:val="6E9E7327"/>
+    <w:multiLevelType w:val="hybridMultilevel"/>
+    <w:tmpl w:val="C15C8654"/>
+    <w:lvl w:ilvl="0" w:tplc="04190001">
+      <w:start w:val="1"/>
+      <w:numFmt w:val="bullet"/>
+      <w:lvlText w:val=""/>
+      <w:lvlJc w:val="left"/>
+      <w:pPr>
+        <w:ind w:left="720" w:hanging="360"/>
+      </w:pPr>
+      <w:rPr>
+        <w:rFonts w:ascii="Symbol" w:hAnsi="Symbol" w:hint="default"/>
+      </w:rPr>
+    </w:lvl>
+    <w:lvl w:ilvl="1" w:tplc="04190003" w:tentative="1">
+      <w:start w:val="1"/>
+      <w:numFmt w:val="bullet"/>
+      <w:lvlText w:val="o"/>
+      <w:lvlJc w:val="left"/>
+      <w:pPr>
+        <w:ind w:left="1440" w:hanging="360"/>
+      </w:pPr>
+      <w:rPr>
+        <w:rFonts w:ascii="Courier New" w:hAnsi="Courier New" w:cs="Courier New" w:hint="default"/>
+      </w:rPr>
+    </w:lvl>
+    <w:lvl w:ilvl="2" w:tplc="04190005" w:tentative="1">
+      <w:start w:val="1"/>
+      <w:numFmt w:val="bullet"/>
+      <w:lvlText w:val=""/>
+      <w:lvlJc w:val="left"/>
+      <w:pPr>
+        <w:ind w:left="2160" w:hanging="360"/>
+      </w:pPr>
+      <w:rPr>
+        <w:rFonts w:ascii="Wingdings" w:hAnsi="Wingdings" w:hint="default"/>
+      </w:rPr>
+    </w:lvl>
+    <w:lvl w:ilvl="3" w:tplc="04190001" w:tentative="1">
+      <w:start w:val="1"/>
+      <w:numFmt w:val="bullet"/>
+      <w:lvlText w:val=""/>
+      <w:lvlJc w:val="left"/>
+      <w:pPr>
+        <w:ind w:left="2880" w:hanging="360"/>
+      </w:pPr>
+      <w:rPr>
+        <w:rFonts w:ascii="Symbol" w:hAnsi="Symbol" w:hint="default"/>
+      </w:rPr>
+    </w:lvl>
+    <w:lvl w:ilvl="4" w:tplc="04190003" w:tentative="1">
+      <w:start w:val="1"/>
+      <w:numFmt w:val="bullet"/>
+      <w:lvlText w:val="o"/>
+      <w:lvlJc w:val="left"/>
+      <w:pPr>
+        <w:ind w:left="3600" w:hanging="360"/>
+      </w:pPr>
+      <w:rPr>
+        <w:rFonts w:ascii="Courier New" w:hAnsi="Courier New" w:cs="Courier New" w:hint="default"/>
+      </w:rPr>
+    </w:lvl>
+    <w:lvl w:ilvl="5" w:tplc="04190005" w:tentative="1">
+      <w:start w:val="1"/>
+      <w:numFmt w:val="bullet"/>
+      <w:lvlText w:val=""/>
+      <w:lvlJc w:val="left"/>
+      <w:pPr>
+        <w:ind w:left="4320" w:hanging="360"/>
+      </w:pPr>
+      <w:rPr>
+        <w:rFonts w:ascii="Wingdings" w:hAnsi="Wingdings" w:hint="default"/>
+      </w:rPr>
+    </w:lvl>
+    <w:lvl w:ilvl="6" w:tplc="04190001" w:tentative="1">
+      <w:start w:val="1"/>
+      <w:numFmt w:val="bullet"/>
+      <w:lvlText w:val=""/>
+      <w:lvlJc w:val="left"/>
+      <w:pPr>
+        <w:ind w:left="5040" w:hanging="360"/>
+      </w:pPr>
+      <w:rPr>
+        <w:rFonts w:ascii="Symbol" w:hAnsi="Symbol" w:hint="default"/>
+      </w:rPr>
+    </w:lvl>
+    <w:lvl w:ilvl="7" w:tplc="04190003" w:tentative="1">
+      <w:start w:val="1"/>
+      <w:numFmt w:val="bullet"/>
+      <w:lvlText w:val="o"/>
+      <w:lvlJc w:val="left"/>
+      <w:pPr>
+        <w:ind w:left="5760" w:hanging="360"/>
+      </w:pPr>
+      <w:rPr>
+        <w:rFonts w:ascii="Courier New" w:hAnsi="Courier New" w:cs="Courier New" w:hint="default"/>
+      </w:rPr>
+    </w:lvl>
+    <w:lvl w:ilvl="8" w:tplc="04190005" w:tentative="1">
+      <w:start w:val="1"/>
+      <w:numFmt w:val="bullet"/>
+      <w:lvlText w:val=""/>
+      <w:lvlJc w:val="left"/>
+      <w:pPr>
+        <w:ind w:left="6480" w:hanging="360"/>
+      </w:pPr>
+      <w:rPr>
+        <w:rFonts w:ascii="Wingdings" w:hAnsi="Wingdings" w:hint="default"/>
+      </w:rPr>
+    </w:lvl>
+  </w:abstractNum>
+  <w:abstractNum w:abstractNumId="21" w15:restartNumberingAfterBreak="0">
     <w:nsid w:val="6EB86609"/>
     <w:multiLevelType w:val="hybridMultilevel"/>
     <w:tmpl w:val="70C6FBBC"/>
@@ -13333,7 +15528,7 @@
       </w:rPr>
     </w:lvl>
   </w:abstractNum>
-  <w:abstractNum w:abstractNumId="17" w15:restartNumberingAfterBreak="0">
+  <w:abstractNum w:abstractNumId="22" w15:restartNumberingAfterBreak="0">
     <w:nsid w:val="7745705B"/>
     <w:multiLevelType w:val="hybridMultilevel"/>
     <w:tmpl w:val="8A90318A"/>
@@ -13450,55 +15645,70 @@
     <w:abstractNumId w:val="0"/>
   </w:num>
   <w:num w:numId="2" w16cid:durableId="2142922864">
+    <w:abstractNumId w:val="12"/>
+  </w:num>
+  <w:num w:numId="3" w16cid:durableId="1849324334">
+    <w:abstractNumId w:val="19"/>
+  </w:num>
+  <w:num w:numId="4" w16cid:durableId="438720133">
+    <w:abstractNumId w:val="22"/>
+  </w:num>
+  <w:num w:numId="5" w16cid:durableId="942761568">
+    <w:abstractNumId w:val="10"/>
+  </w:num>
+  <w:num w:numId="6" w16cid:durableId="570426048">
+    <w:abstractNumId w:val="4"/>
+  </w:num>
+  <w:num w:numId="7" w16cid:durableId="742143651">
+    <w:abstractNumId w:val="11"/>
+  </w:num>
+  <w:num w:numId="8" w16cid:durableId="1795754639">
+    <w:abstractNumId w:val="13"/>
+  </w:num>
+  <w:num w:numId="9" w16cid:durableId="436872923">
+    <w:abstractNumId w:val="15"/>
+  </w:num>
+  <w:num w:numId="10" w16cid:durableId="52968226">
+    <w:abstractNumId w:val="6"/>
+  </w:num>
+  <w:num w:numId="11" w16cid:durableId="2135363028">
     <w:abstractNumId w:val="8"/>
   </w:num>
-  <w:num w:numId="3" w16cid:durableId="1849324334">
-    <w:abstractNumId w:val="15"/>
+  <w:num w:numId="12" w16cid:durableId="670105882">
+    <w:abstractNumId w:val="18"/>
   </w:num>
-  <w:num w:numId="4" w16cid:durableId="438720133">
+  <w:num w:numId="13" w16cid:durableId="212356089">
     <w:abstractNumId w:val="17"/>
   </w:num>
-  <w:num w:numId="5" w16cid:durableId="942761568">
-    <w:abstractNumId w:val="6"/>
+  <w:num w:numId="14" w16cid:durableId="1678265861">
+    <w:abstractNumId w:val="16"/>
   </w:num>
-  <w:num w:numId="6" w16cid:durableId="570426048">
+  <w:num w:numId="15" w16cid:durableId="1318261462">
+    <w:abstractNumId w:val="14"/>
+  </w:num>
+  <w:num w:numId="16" w16cid:durableId="86191873">
+    <w:abstractNumId w:val="21"/>
+  </w:num>
+  <w:num w:numId="17" w16cid:durableId="2069450340">
     <w:abstractNumId w:val="2"/>
   </w:num>
-  <w:num w:numId="7" w16cid:durableId="742143651">
+  <w:num w:numId="18" w16cid:durableId="1228958661">
     <w:abstractNumId w:val="7"/>
   </w:num>
-  <w:num w:numId="8" w16cid:durableId="1795754639">
-    <w:abstractNumId w:val="9"/>
+  <w:num w:numId="19" w16cid:durableId="595528287">
+    <w:abstractNumId w:val="1"/>
   </w:num>
-  <w:num w:numId="9" w16cid:durableId="436872923">
-    <w:abstractNumId w:val="11"/>
-  </w:num>
-  <w:num w:numId="10" w16cid:durableId="52968226">
+  <w:num w:numId="20" w16cid:durableId="1710180006">
     <w:abstractNumId w:val="3"/>
   </w:num>
-  <w:num w:numId="11" w16cid:durableId="2135363028">
+  <w:num w:numId="21" w16cid:durableId="1756970394">
+    <w:abstractNumId w:val="20"/>
+  </w:num>
+  <w:num w:numId="22" w16cid:durableId="119426390">
     <w:abstractNumId w:val="5"/>
   </w:num>
-  <w:num w:numId="12" w16cid:durableId="670105882">
-    <w:abstractNumId w:val="14"/>
-  </w:num>
-  <w:num w:numId="13" w16cid:durableId="212356089">
-    <w:abstractNumId w:val="13"/>
-  </w:num>
-  <w:num w:numId="14" w16cid:durableId="1678265861">
-    <w:abstractNumId w:val="12"/>
-  </w:num>
-  <w:num w:numId="15" w16cid:durableId="1318261462">
-    <w:abstractNumId w:val="10"/>
-  </w:num>
-  <w:num w:numId="16" w16cid:durableId="86191873">
-    <w:abstractNumId w:val="16"/>
-  </w:num>
-  <w:num w:numId="17" w16cid:durableId="2069450340">
-    <w:abstractNumId w:val="1"/>
-  </w:num>
-  <w:num w:numId="18" w16cid:durableId="1228958661">
-    <w:abstractNumId w:val="4"/>
+  <w:num w:numId="23" w16cid:durableId="1420249291">
+    <w:abstractNumId w:val="9"/>
   </w:num>
 </w:numbering>
 </file>
